--- a/dispensa.docx
+++ b/dispensa.docx
@@ -51,49 +51,28 @@
           <w:b/>
           <w:bCs/>
         </w:rPr>
-        <w:fldChar w:fldCharType="begin"/>
-      </w:r>
-      <w:r>
-        <w:rPr>
-          <w:b/>
-          <w:bCs/>
-        </w:rPr>
-        <w:instrText xml:space="preserve"> MERGEFIELD "Medicamento" </w:instrText>
-      </w:r>
-      <w:r>
-        <w:rPr>
-          <w:b/>
-          <w:bCs/>
-        </w:rPr>
-        <w:fldChar w:fldCharType="separate"/>
-      </w:r>
-      <w:r>
-        <w:rPr>
-          <w:b/>
-          <w:bCs/>
-          <w:noProof/>
-        </w:rPr>
-        <w:t>{{Medicamento</w:t>
-      </w:r>
-      <w:r>
-        <w:rPr>
-          <w:b/>
-          <w:bCs/>
-        </w:rPr>
-        <w:fldChar w:fldCharType="end"/>
-      </w:r>
-      <w:r>
-        <w:rPr>
-          <w:b/>
-          <w:bCs/>
-        </w:rPr>
-        <w:t>}}</w:t>
-      </w:r>
-      <w:r>
-        <w:rPr>
-          <w:color w:val="FF0000"/>
-        </w:rPr>
         <w:t xml:space="preserve"> </w:t>
+      </w:r>
+      <w:r>
+        <w:rPr>
+          <w:b/>
+          <w:bCs/>
+        </w:rPr>
+        <w:t xml:space="preserve">{{ </w:t>
+      </w:r>
+      <w:r>
+        <w:rPr>
+          <w:b/>
+          <w:bCs/>
+        </w:rPr>
+        <w:t>Medicamento</w:t>
+      </w:r>
+      <w:r>
+        <w:rPr>
+          <w:b/>
+          <w:bCs/>
+        </w:rPr>
+        <w:t xml:space="preserve"> }}</w:t>
       </w:r>
     </w:p>
     <w:p>
@@ -174,50 +153,28 @@
           <w:i/>
           <w:iCs/>
         </w:rPr>
-        <w:t xml:space="preserve"> </w:t>
-      </w:r>
-      <w:r>
-        <w:rPr>
-          <w:i/>
-          <w:iCs/>
-        </w:rPr>
-        <w:fldChar w:fldCharType="begin"/>
-      </w:r>
-      <w:r>
-        <w:rPr>
-          <w:i/>
-          <w:iCs/>
-        </w:rPr>
-        <w:instrText xml:space="preserve"> MERGEFIELD "Texto_ajustado" </w:instrText>
-      </w:r>
-      <w:r>
-        <w:rPr>
-          <w:i/>
-          <w:iCs/>
-        </w:rPr>
-        <w:fldChar w:fldCharType="separate"/>
-      </w:r>
-      <w:r>
-        <w:rPr>
-          <w:i/>
-          <w:iCs/>
-          <w:noProof/>
-        </w:rPr>
-        <w:t>{{Texto_ajustado</w:t>
-      </w:r>
-      <w:r>
-        <w:rPr>
-          <w:i/>
-          <w:iCs/>
-        </w:rPr>
-        <w:fldChar w:fldCharType="end"/>
-      </w:r>
-      <w:r>
-        <w:rPr>
-          <w:i/>
-          <w:iCs/>
-        </w:rPr>
-        <w:t xml:space="preserve">}} </w:t>
+        <w:t xml:space="preserve">  </w:t>
+      </w:r>
+      <w:r>
+        <w:rPr>
+          <w:i/>
+          <w:iCs/>
+        </w:rPr>
+        <w:t xml:space="preserve">{{ </w:t>
+      </w:r>
+      <w:r>
+        <w:rPr>
+          <w:i/>
+          <w:iCs/>
+        </w:rPr>
+        <w:t>Texto_ajustado</w:t>
+      </w:r>
+      <w:r>
+        <w:rPr>
+          <w:i/>
+          <w:iCs/>
+        </w:rPr>
+        <w:t xml:space="preserve"> }}</w:t>
       </w:r>
       <w:r>
         <w:rPr>
@@ -287,43 +244,35 @@
           <w:i/>
           <w:iCs/>
         </w:rPr>
-        <w:fldChar w:fldCharType="begin"/>
-      </w:r>
-      <w:r>
-        <w:rPr>
-          <w:i/>
-          <w:iCs/>
-        </w:rPr>
-        <w:instrText xml:space="preserve"> MERGEFIELD "Texto_ajustado_2" </w:instrText>
-      </w:r>
-      <w:r>
-        <w:rPr>
-          <w:i/>
-          <w:iCs/>
-        </w:rPr>
-        <w:fldChar w:fldCharType="separate"/>
-      </w:r>
-      <w:r>
-        <w:rPr>
-          <w:i/>
-          <w:iCs/>
-          <w:noProof/>
-        </w:rPr>
-        <w:t>{{Texto_ajustado_}</w:t>
-      </w:r>
-      <w:r>
-        <w:rPr>
-          <w:i/>
-          <w:iCs/>
-        </w:rPr>
-        <w:fldChar w:fldCharType="end"/>
-      </w:r>
-      <w:r>
-        <w:rPr>
-          <w:i/>
-          <w:iCs/>
-        </w:rPr>
-        <w:t>}</w:t>
+        <w:t xml:space="preserve"> </w:t>
+      </w:r>
+      <w:r>
+        <w:rPr>
+          <w:i/>
+          <w:iCs/>
+        </w:rPr>
+        <w:t xml:space="preserve">{{ </w:t>
+      </w:r>
+      <w:r>
+        <w:rPr>
+          <w:i/>
+          <w:iCs/>
+        </w:rPr>
+        <w:t>Texto_ajustado_2</w:t>
+      </w:r>
+      <w:r>
+        <w:rPr>
+          <w:i/>
+          <w:iCs/>
+        </w:rPr>
+        <w:t xml:space="preserve"> }}</w:t>
+      </w:r>
+      <w:r>
+        <w:rPr>
+          <w:i/>
+          <w:iCs/>
+        </w:rPr>
+        <w:t xml:space="preserve"> </w:t>
       </w:r>
       <w:r>
         <w:rPr>
@@ -428,7 +377,7 @@
           <w:bCs/>
           <w:color w:val="EE0000"/>
         </w:rPr>
-        <w:fldChar w:fldCharType="begin"/>
+        <w:t xml:space="preserve"> </w:t>
       </w:r>
       <w:r>
         <w:rPr>
@@ -436,7 +385,7 @@
           <w:bCs/>
           <w:color w:val="EE0000"/>
         </w:rPr>
-        <w:instrText xml:space="preserve"> MERGEFIELD "Programa" </w:instrText>
+        <w:t xml:space="preserve">{{ </w:t>
       </w:r>
       <w:r>
         <w:rPr>
@@ -444,7 +393,15 @@
           <w:bCs/>
           <w:color w:val="EE0000"/>
         </w:rPr>
-        <w:fldChar w:fldCharType="separate"/>
+        <w:t>Programa</w:t>
+      </w:r>
+      <w:r>
+        <w:rPr>
+          <w:b/>
+          <w:bCs/>
+          <w:color w:val="EE0000"/>
+        </w:rPr>
+        <w:t xml:space="preserve"> }}</w:t>
       </w:r>
       <w:r>
         <w:rPr>
@@ -453,23 +410,7 @@
           <w:noProof/>
           <w:color w:val="EE0000"/>
         </w:rPr>
-        <w:t>{{Programa</w:t>
-      </w:r>
-      <w:r>
-        <w:rPr>
-          <w:b/>
-          <w:bCs/>
-          <w:color w:val="EE0000"/>
-        </w:rPr>
-        <w:fldChar w:fldCharType="end"/>
-      </w:r>
-      <w:r>
-        <w:rPr>
-          <w:b/>
-          <w:bCs/>
-          <w:color w:val="EE0000"/>
-        </w:rPr>
-        <w:t>}}</w:t>
+        <w:t xml:space="preserve"> </w:t>
       </w:r>
       <w:r>
         <w:t>;</w:t>
@@ -515,7 +456,7 @@
           <w:bCs/>
           <w:color w:val="FF0000"/>
         </w:rPr>
-        <w:fldChar w:fldCharType="begin"/>
+        <w:t xml:space="preserve"> </w:t>
       </w:r>
       <w:r>
         <w:rPr>
@@ -523,7 +464,7 @@
           <w:bCs/>
           <w:color w:val="FF0000"/>
         </w:rPr>
-        <w:instrText xml:space="preserve"> MERGEFIELD "Tipo" </w:instrText>
+        <w:t xml:space="preserve">{{ </w:t>
       </w:r>
       <w:r>
         <w:rPr>
@@ -531,29 +472,21 @@
           <w:bCs/>
           <w:color w:val="FF0000"/>
         </w:rPr>
-        <w:fldChar w:fldCharType="separate"/>
+        <w:t>Tipo_de_demanda</w:t>
+      </w:r>
+      <w:r>
+        <w:rPr>
+          <w:b/>
+          <w:bCs/>
+          <w:color w:val="FF0000"/>
+        </w:rPr>
+        <w:t xml:space="preserve"> </w:t>
       </w:r>
       <w:r>
         <w:rPr>
           <w:b/>
           <w:bCs/>
           <w:noProof/>
-          <w:color w:val="FF0000"/>
-        </w:rPr>
-        <w:t>{{Tipo</w:t>
-      </w:r>
-      <w:r>
-        <w:rPr>
-          <w:b/>
-          <w:bCs/>
-          <w:color w:val="FF0000"/>
-        </w:rPr>
-        <w:fldChar w:fldCharType="end"/>
-      </w:r>
-      <w:r>
-        <w:rPr>
-          <w:b/>
-          <w:bCs/>
           <w:color w:val="FF0000"/>
         </w:rPr>
         <w:t>}}</w:t>
@@ -590,52 +523,30 @@
           <w:b/>
           <w:bCs/>
         </w:rPr>
-        <w:fldChar w:fldCharType="begin"/>
-      </w:r>
-      <w:r>
-        <w:rPr>
-          <w:b/>
-          <w:bCs/>
-        </w:rPr>
-        <w:instrText xml:space="preserve"> MERGEFIELD "Pedido_mensal" </w:instrText>
-      </w:r>
-      <w:r>
-        <w:rPr>
-          <w:b/>
-          <w:bCs/>
-        </w:rPr>
-        <w:fldChar w:fldCharType="separate"/>
-      </w:r>
-      <w:r>
-        <w:rPr>
-          <w:b/>
-          <w:bCs/>
-          <w:noProof/>
-        </w:rPr>
-        <w:t>{{Pedido_mensal</w:t>
-      </w:r>
-      <w:r>
-        <w:rPr>
-          <w:b/>
-          <w:bCs/>
-        </w:rPr>
-        <w:fldChar w:fldCharType="end"/>
-      </w:r>
-      <w:r>
-        <w:rPr>
-          <w:b/>
-          <w:bCs/>
-        </w:rPr>
-        <w:t>}}</w:t>
-      </w:r>
-      <w:r>
-        <w:rPr>
-          <w:b/>
-          <w:bCs/>
-        </w:rPr>
         <w:t xml:space="preserve"> </w:t>
       </w:r>
       <w:r>
+        <w:rPr>
+          <w:b/>
+          <w:bCs/>
+        </w:rPr>
+        <w:t xml:space="preserve">{{ </w:t>
+      </w:r>
+      <w:r>
+        <w:rPr>
+          <w:b/>
+          <w:bCs/>
+        </w:rPr>
+        <w:t>Pedido_mensal</w:t>
+      </w:r>
+      <w:r>
+        <w:rPr>
+          <w:b/>
+          <w:bCs/>
+        </w:rPr>
+        <w:t xml:space="preserve"> }} </w:t>
+      </w:r>
+      <w:r>
         <w:t xml:space="preserve">unidade(s) de </w:t>
       </w:r>
       <w:r>
@@ -643,43 +554,28 @@
           <w:b/>
           <w:bCs/>
         </w:rPr>
-        <w:fldChar w:fldCharType="begin"/>
-      </w:r>
-      <w:r>
-        <w:rPr>
-          <w:b/>
-          <w:bCs/>
-        </w:rPr>
-        <w:instrText xml:space="preserve"> MERGEFIELD "Medicamento" </w:instrText>
-      </w:r>
-      <w:r>
-        <w:rPr>
-          <w:b/>
-          <w:bCs/>
-        </w:rPr>
-        <w:fldChar w:fldCharType="separate"/>
-      </w:r>
-      <w:r>
-        <w:rPr>
-          <w:b/>
-          <w:bCs/>
-          <w:noProof/>
-        </w:rPr>
-        <w:t>{{Medicamento</w:t>
-      </w:r>
-      <w:r>
-        <w:rPr>
-          <w:b/>
-          <w:bCs/>
-        </w:rPr>
-        <w:fldChar w:fldCharType="end"/>
-      </w:r>
-      <w:r>
-        <w:rPr>
-          <w:b/>
-          <w:bCs/>
-        </w:rPr>
-        <w:t>}}</w:t>
+        <w:t xml:space="preserve"> </w:t>
+      </w:r>
+      <w:r>
+        <w:rPr>
+          <w:b/>
+          <w:bCs/>
+        </w:rPr>
+        <w:t xml:space="preserve">{{ </w:t>
+      </w:r>
+      <w:r>
+        <w:rPr>
+          <w:b/>
+          <w:bCs/>
+        </w:rPr>
+        <w:t>Medicamento</w:t>
+      </w:r>
+      <w:r>
+        <w:rPr>
+          <w:b/>
+          <w:bCs/>
+        </w:rPr>
+        <w:t xml:space="preserve"> }}</w:t>
       </w:r>
       <w:r>
         <w:t xml:space="preserve"> </w:t>
@@ -711,52 +607,28 @@
           <w:b/>
           <w:bCs/>
         </w:rPr>
-        <w:fldChar w:fldCharType="begin"/>
-      </w:r>
-      <w:r>
-        <w:rPr>
-          <w:b/>
-          <w:bCs/>
-        </w:rPr>
-        <w:instrText xml:space="preserve"> MERGEFIELD "Nº_Meses"</w:instrText>
-      </w:r>
-      <w:r>
-        <w:rPr>
-          <w:b/>
-          <w:bCs/>
-          <w:i/>
-          <w:iCs/>
-        </w:rPr>
-        <w:instrText>\#0,00</w:instrText>
-      </w:r>
-      <w:r>
-        <w:rPr>
-          <w:b/>
-          <w:bCs/>
-        </w:rPr>
-        <w:instrText xml:space="preserve"> </w:instrText>
-      </w:r>
-      <w:r>
-        <w:rPr>
-          <w:b/>
-          <w:bCs/>
-        </w:rPr>
-        <w:fldChar w:fldCharType="separate"/>
-      </w:r>
-      <w:r>
-        <w:rPr>
-          <w:b/>
-          <w:bCs/>
-          <w:noProof/>
-        </w:rPr>
-        <w:t>{{Nº_Meses</w:t>
-      </w:r>
-      <w:r>
-        <w:rPr>
-          <w:b/>
-          <w:bCs/>
-        </w:rPr>
-        <w:fldChar w:fldCharType="end"/>
+        <w:t>{{</w:t>
+      </w:r>
+      <w:r>
+        <w:rPr>
+          <w:b/>
+          <w:bCs/>
+        </w:rPr>
+        <w:t xml:space="preserve"> </w:t>
+      </w:r>
+      <w:r>
+        <w:rPr>
+          <w:b/>
+          <w:bCs/>
+        </w:rPr>
+        <w:t>N_Meses</w:t>
+      </w:r>
+      <w:r>
+        <w:rPr>
+          <w:b/>
+          <w:bCs/>
+        </w:rPr>
+        <w:t xml:space="preserve"> </w:t>
       </w:r>
       <w:r>
         <w:rPr>
@@ -773,6 +645,13 @@
         <w:t xml:space="preserve"> </w:t>
       </w:r>
       <w:r>
+        <w:rPr>
+          <w:b/>
+          <w:bCs/>
+        </w:rPr>
+        <w:t xml:space="preserve"> </w:t>
+      </w:r>
+      <w:r>
         <w:t xml:space="preserve">mês(es) de cobertura de estoque, conforme consumo médio mensal de </w:t>
       </w:r>
       <w:r>
@@ -780,59 +659,28 @@
           <w:b/>
           <w:bCs/>
         </w:rPr>
-        <w:fldChar w:fldCharType="begin"/>
-      </w:r>
-      <w:r>
-        <w:rPr>
-          <w:b/>
-          <w:bCs/>
-        </w:rPr>
-        <w:instrText xml:space="preserve"> MERGEFIELD "CMM"</w:instrText>
-      </w:r>
-      <w:r>
-        <w:rPr>
-          <w:b/>
-          <w:bCs/>
-          <w:i/>
-          <w:iCs/>
-        </w:rPr>
-        <w:instrText>\#0,00</w:instrText>
-      </w:r>
-      <w:r>
-        <w:rPr>
-          <w:b/>
-          <w:bCs/>
-        </w:rPr>
-        <w:instrText xml:space="preserve"> </w:instrText>
-      </w:r>
-      <w:r>
-        <w:rPr>
-          <w:b/>
-          <w:bCs/>
-        </w:rPr>
-        <w:fldChar w:fldCharType="separate"/>
-      </w:r>
-      <w:r>
-        <w:rPr>
-          <w:b/>
-          <w:bCs/>
-          <w:noProof/>
-        </w:rPr>
-        <w:t>{{CMM</w:t>
-      </w:r>
-      <w:r>
-        <w:rPr>
-          <w:b/>
-          <w:bCs/>
-        </w:rPr>
-        <w:fldChar w:fldCharType="end"/>
-      </w:r>
-      <w:r>
-        <w:rPr>
-          <w:b/>
-          <w:bCs/>
-        </w:rPr>
-        <w:t>}}</w:t>
+        <w:t xml:space="preserve"> </w:t>
+      </w:r>
+      <w:r>
+        <w:rPr>
+          <w:b/>
+          <w:bCs/>
+        </w:rPr>
+        <w:t xml:space="preserve">{{ </w:t>
+      </w:r>
+      <w:r>
+        <w:rPr>
+          <w:b/>
+          <w:bCs/>
+        </w:rPr>
+        <w:t>CMM</w:t>
+      </w:r>
+      <w:r>
+        <w:rPr>
+          <w:b/>
+          <w:bCs/>
+        </w:rPr>
+        <w:t xml:space="preserve"> }}</w:t>
       </w:r>
       <w:r>
         <w:t xml:space="preserve"> unidade(s), estoque líquido de </w:t>
@@ -842,52 +690,37 @@
           <w:b/>
           <w:bCs/>
         </w:rPr>
-        <w:fldChar w:fldCharType="begin"/>
-      </w:r>
-      <w:r>
-        <w:rPr>
-          <w:b/>
-          <w:bCs/>
-        </w:rPr>
-        <w:instrText xml:space="preserve"> MERGEFIELD "Estoque_Liq" </w:instrText>
-      </w:r>
-      <w:r>
-        <w:rPr>
-          <w:b/>
-          <w:bCs/>
-        </w:rPr>
-        <w:fldChar w:fldCharType="separate"/>
-      </w:r>
-      <w:r>
-        <w:rPr>
-          <w:b/>
-          <w:bCs/>
-          <w:noProof/>
-        </w:rPr>
-        <w:t>{{Estoque_Liq</w:t>
-      </w:r>
-      <w:r>
-        <w:rPr>
-          <w:b/>
-          <w:bCs/>
-        </w:rPr>
-        <w:fldChar w:fldCharType="end"/>
-      </w:r>
-      <w:r>
-        <w:rPr>
-          <w:b/>
-          <w:bCs/>
-        </w:rPr>
-        <w:t>}}</w:t>
-      </w:r>
-      <w:r>
-        <w:rPr>
-          <w:b/>
-          <w:bCs/>
-        </w:rPr>
         <w:t xml:space="preserve"> </w:t>
       </w:r>
       <w:r>
+        <w:rPr>
+          <w:b/>
+          <w:bCs/>
+        </w:rPr>
+        <w:t xml:space="preserve">{{ </w:t>
+      </w:r>
+      <w:r>
+        <w:rPr>
+          <w:b/>
+          <w:bCs/>
+        </w:rPr>
+        <w:t>Estoque_Li</w:t>
+      </w:r>
+      <w:r>
+        <w:rPr>
+          <w:b/>
+          <w:bCs/>
+        </w:rPr>
+        <w:t>quido }}</w:t>
+      </w:r>
+      <w:r>
+        <w:rPr>
+          <w:b/>
+          <w:bCs/>
+        </w:rPr>
+        <w:t xml:space="preserve">  </w:t>
+      </w:r>
+      <w:r>
         <w:t xml:space="preserve">unidades, fator embalagem  </w:t>
       </w:r>
       <w:r>
@@ -895,43 +728,28 @@
           <w:b/>
           <w:bCs/>
         </w:rPr>
-        <w:fldChar w:fldCharType="begin"/>
-      </w:r>
-      <w:r>
-        <w:rPr>
-          <w:b/>
-          <w:bCs/>
-        </w:rPr>
-        <w:instrText xml:space="preserve"> MERGEFIELD "FATOR_EMB" </w:instrText>
-      </w:r>
-      <w:r>
-        <w:rPr>
-          <w:b/>
-          <w:bCs/>
-        </w:rPr>
-        <w:fldChar w:fldCharType="separate"/>
-      </w:r>
-      <w:r>
-        <w:rPr>
-          <w:b/>
-          <w:bCs/>
-          <w:noProof/>
-        </w:rPr>
-        <w:t>{{FATOR_EMB</w:t>
-      </w:r>
-      <w:r>
-        <w:rPr>
-          <w:b/>
-          <w:bCs/>
-        </w:rPr>
-        <w:fldChar w:fldCharType="end"/>
-      </w:r>
-      <w:r>
-        <w:rPr>
-          <w:b/>
-          <w:bCs/>
-        </w:rPr>
-        <w:t>}}</w:t>
+        <w:t xml:space="preserve"> </w:t>
+      </w:r>
+      <w:r>
+        <w:rPr>
+          <w:b/>
+          <w:bCs/>
+        </w:rPr>
+        <w:t xml:space="preserve">{{ </w:t>
+      </w:r>
+      <w:r>
+        <w:rPr>
+          <w:b/>
+          <w:bCs/>
+        </w:rPr>
+        <w:t>FATOR_EMB</w:t>
+      </w:r>
+      <w:r>
+        <w:rPr>
+          <w:b/>
+          <w:bCs/>
+        </w:rPr>
+        <w:t xml:space="preserve"> }}</w:t>
       </w:r>
       <w:r>
         <w:t xml:space="preserve">  (assim o quantitativo deve ser múltiplo de </w:t>
@@ -941,46 +759,28 @@
           <w:b/>
           <w:bCs/>
         </w:rPr>
-        <w:fldChar w:fldCharType="begin"/>
-      </w:r>
-      <w:r>
-        <w:rPr>
-          <w:b/>
-          <w:bCs/>
-        </w:rPr>
-        <w:instrText xml:space="preserve"> MERGEFIELD "FATOR_EMB" </w:instrText>
-      </w:r>
-      <w:r>
-        <w:rPr>
-          <w:b/>
-          <w:bCs/>
-        </w:rPr>
-        <w:fldChar w:fldCharType="separate"/>
-      </w:r>
-      <w:r>
-        <w:rPr>
-          <w:b/>
-          <w:bCs/>
-          <w:noProof/>
-        </w:rPr>
-        <w:t>{{FATOR_EMB</w:t>
-      </w:r>
-      <w:r>
-        <w:rPr>
-          <w:b/>
-          <w:bCs/>
-        </w:rPr>
-        <w:fldChar w:fldCharType="end"/>
-      </w:r>
-      <w:r>
-        <w:rPr>
-          <w:b/>
-          <w:bCs/>
-        </w:rPr>
-        <w:t>}}</w:t>
-      </w:r>
-      <w:r>
-        <w:t>.</w:t>
+        <w:t xml:space="preserve"> </w:t>
+      </w:r>
+      <w:r>
+        <w:rPr>
+          <w:b/>
+          <w:bCs/>
+        </w:rPr>
+        <w:t xml:space="preserve">{{ </w:t>
+      </w:r>
+      <w:r>
+        <w:rPr>
+          <w:b/>
+          <w:bCs/>
+        </w:rPr>
+        <w:t>FATOR_EMB</w:t>
+      </w:r>
+      <w:r>
+        <w:rPr>
+          <w:b/>
+          <w:bCs/>
+        </w:rPr>
+        <w:t xml:space="preserve"> }}</w:t>
       </w:r>
     </w:p>
     <w:p>
@@ -1026,13 +826,13 @@
         <w:tblLook w:val="04A0" w:firstRow="1" w:lastRow="0" w:firstColumn="1" w:lastColumn="0" w:noHBand="0" w:noVBand="1"/>
       </w:tblPr>
       <w:tblGrid>
-        <w:gridCol w:w="758"/>
-        <w:gridCol w:w="757"/>
-        <w:gridCol w:w="1068"/>
-        <w:gridCol w:w="757"/>
-        <w:gridCol w:w="1978"/>
-        <w:gridCol w:w="2977"/>
-        <w:gridCol w:w="2010"/>
+        <w:gridCol w:w="900"/>
+        <w:gridCol w:w="900"/>
+        <w:gridCol w:w="1008"/>
+        <w:gridCol w:w="900"/>
+        <w:gridCol w:w="2169"/>
+        <w:gridCol w:w="2218"/>
+        <w:gridCol w:w="2210"/>
       </w:tblGrid>
       <w:tr>
         <w:tc>
@@ -1428,55 +1228,21 @@
                 <w:i/>
                 <w:iCs/>
               </w:rPr>
-              <w:fldChar w:fldCharType="begin"/>
-            </w:r>
-            <w:r>
-              <w:rPr>
-                <w:rFonts w:ascii="Arial Narrow" w:eastAsia="Arial Narrow" w:hAnsi="Arial Narrow" w:cs="Arial Narrow"/>
-                <w:i/>
-                <w:iCs/>
-              </w:rPr>
-              <w:instrText xml:space="preserve"> MERGEFIELD "CMM"</w:instrText>
-            </w:r>
-            <w:r>
-              <w:rPr>
-                <w:b/>
-                <w:bCs/>
-                <w:i/>
-                <w:iCs/>
-              </w:rPr>
-              <w:instrText>\#0,00</w:instrText>
-            </w:r>
-            <w:r>
-              <w:rPr>
-                <w:rFonts w:ascii="Arial Narrow" w:eastAsia="Arial Narrow" w:hAnsi="Arial Narrow" w:cs="Arial Narrow"/>
-                <w:i/>
-                <w:iCs/>
-              </w:rPr>
-              <w:instrText xml:space="preserve"> </w:instrText>
-            </w:r>
-            <w:r>
-              <w:rPr>
-                <w:rFonts w:ascii="Arial Narrow" w:eastAsia="Arial Narrow" w:hAnsi="Arial Narrow" w:cs="Arial Narrow"/>
-                <w:i/>
-                <w:iCs/>
-              </w:rPr>
-              <w:fldChar w:fldCharType="separate"/>
-            </w:r>
-            <w:r>
-              <w:rPr>
-                <w:rFonts w:ascii="Arial Narrow" w:eastAsia="Arial Narrow" w:hAnsi="Arial Narrow" w:cs="Arial Narrow"/>
-                <w:i/>
-                <w:iCs/>
-              </w:rPr>
-              <w:t>{{</w:t>
-            </w:r>
-            <w:r>
-              <w:rPr>
-                <w:rFonts w:ascii="Arial Narrow" w:eastAsia="Arial Narrow" w:hAnsi="Arial Narrow" w:cs="Arial Narrow"/>
-                <w:i/>
-                <w:iCs/>
-                <w:noProof/>
+              <w:t xml:space="preserve"> </w:t>
+            </w:r>
+            <w:r>
+              <w:rPr>
+                <w:rFonts w:ascii="Arial Narrow" w:eastAsia="Arial Narrow" w:hAnsi="Arial Narrow" w:cs="Arial Narrow"/>
+                <w:i/>
+                <w:iCs/>
+              </w:rPr>
+              <w:t xml:space="preserve">{{ </w:t>
+            </w:r>
+            <w:r>
+              <w:rPr>
+                <w:rFonts w:ascii="Arial Narrow" w:eastAsia="Arial Narrow" w:hAnsi="Arial Narrow" w:cs="Arial Narrow"/>
+                <w:i/>
+                <w:iCs/>
               </w:rPr>
               <w:t>CMM</w:t>
             </w:r>
@@ -1486,15 +1252,7 @@
                 <w:i/>
                 <w:iCs/>
               </w:rPr>
-              <w:fldChar w:fldCharType="end"/>
-            </w:r>
-            <w:r>
-              <w:rPr>
-                <w:rFonts w:ascii="Arial Narrow" w:eastAsia="Arial Narrow" w:hAnsi="Arial Narrow" w:cs="Arial Narrow"/>
-                <w:i/>
-                <w:iCs/>
-              </w:rPr>
-              <w:t>}}</w:t>
+              <w:t xml:space="preserve"> }}</w:t>
             </w:r>
           </w:p>
         </w:tc>
@@ -1602,77 +1360,27 @@
                 <w:i/>
                 <w:iCs/>
               </w:rPr>
-              <w:fldChar w:fldCharType="begin"/>
-            </w:r>
-            <w:r>
-              <w:rPr>
-                <w:rFonts w:ascii="Arial Narrow" w:eastAsia="Arial Narrow" w:hAnsi="Arial Narrow" w:cs="Arial Narrow"/>
-                <w:b/>
-                <w:bCs/>
-                <w:i/>
-                <w:iCs/>
-              </w:rPr>
-              <w:instrText xml:space="preserve"> MERGEFIELD "Nº_Meses"</w:instrText>
-            </w:r>
-            <w:r>
-              <w:rPr>
-                <w:b/>
-                <w:bCs/>
-                <w:i/>
-                <w:iCs/>
-              </w:rPr>
-              <w:instrText>\#0,00</w:instrText>
-            </w:r>
-            <w:r>
-              <w:rPr>
-                <w:rFonts w:ascii="Arial Narrow" w:eastAsia="Arial Narrow" w:hAnsi="Arial Narrow" w:cs="Arial Narrow"/>
-                <w:b/>
-                <w:bCs/>
-                <w:i/>
-                <w:iCs/>
-              </w:rPr>
-              <w:instrText xml:space="preserve"> </w:instrText>
-            </w:r>
-            <w:r>
-              <w:rPr>
-                <w:rFonts w:ascii="Arial Narrow" w:eastAsia="Arial Narrow" w:hAnsi="Arial Narrow" w:cs="Arial Narrow"/>
-                <w:b/>
-                <w:bCs/>
-                <w:i/>
-                <w:iCs/>
-              </w:rPr>
-              <w:fldChar w:fldCharType="separate"/>
-            </w:r>
-            <w:r>
-              <w:rPr>
-                <w:rFonts w:ascii="Arial Narrow" w:eastAsia="Arial Narrow" w:hAnsi="Arial Narrow" w:cs="Arial Narrow"/>
-                <w:b/>
-                <w:bCs/>
-                <w:i/>
-                <w:iCs/>
-              </w:rPr>
-              <w:t>{{</w:t>
-            </w:r>
-            <w:r>
-              <w:rPr>
-                <w:rFonts w:ascii="Arial Narrow" w:eastAsia="Arial Narrow" w:hAnsi="Arial Narrow" w:cs="Arial Narrow"/>
-                <w:b/>
-                <w:bCs/>
-                <w:i/>
-                <w:iCs/>
-                <w:noProof/>
-              </w:rPr>
-              <w:t>Nº_Meses</w:t>
-            </w:r>
-            <w:r>
-              <w:rPr>
-                <w:rFonts w:ascii="Arial Narrow" w:eastAsia="Arial Narrow" w:hAnsi="Arial Narrow" w:cs="Arial Narrow"/>
-                <w:b/>
-                <w:bCs/>
-                <w:i/>
-                <w:iCs/>
-              </w:rPr>
-              <w:fldChar w:fldCharType="end"/>
+              <w:t xml:space="preserve"> </w:t>
+            </w:r>
+            <w:r>
+              <w:rPr>
+                <w:rFonts w:ascii="Arial Narrow" w:eastAsia="Arial Narrow" w:hAnsi="Arial Narrow" w:cs="Arial Narrow"/>
+                <w:b/>
+                <w:bCs/>
+                <w:i/>
+                <w:iCs/>
+              </w:rPr>
+              <w:t xml:space="preserve">{{ </w:t>
+            </w:r>
+            <w:r>
+              <w:rPr>
+                <w:rFonts w:ascii="Arial Narrow" w:eastAsia="Arial Narrow" w:hAnsi="Arial Narrow" w:cs="Arial Narrow"/>
+                <w:b/>
+                <w:bCs/>
+                <w:i/>
+                <w:iCs/>
+              </w:rPr>
+              <w:t xml:space="preserve">N_Meses </w:t>
             </w:r>
             <w:r>
               <w:rPr>
@@ -1793,46 +1501,15 @@
                 <w:i/>
                 <w:iCs/>
               </w:rPr>
-              <w:fldChar w:fldCharType="begin"/>
-            </w:r>
-            <w:r>
-              <w:rPr>
-                <w:rFonts w:ascii="Arial Narrow" w:eastAsia="Arial Narrow" w:hAnsi="Arial Narrow" w:cs="Arial Narrow"/>
-                <w:b/>
-                <w:bCs/>
-                <w:i/>
-                <w:iCs/>
-              </w:rPr>
-              <w:instrText xml:space="preserve"> MERGEFIELD "Pedido_mensal" </w:instrText>
-            </w:r>
-            <w:r>
-              <w:rPr>
-                <w:rFonts w:ascii="Arial Narrow" w:eastAsia="Arial Narrow" w:hAnsi="Arial Narrow" w:cs="Arial Narrow"/>
-                <w:b/>
-                <w:bCs/>
-                <w:i/>
-                <w:iCs/>
-              </w:rPr>
-              <w:fldChar w:fldCharType="separate"/>
-            </w:r>
-            <w:r>
-              <w:rPr>
-                <w:rFonts w:ascii="Arial Narrow" w:eastAsia="Arial Narrow" w:hAnsi="Arial Narrow" w:cs="Arial Narrow"/>
-                <w:b/>
-                <w:bCs/>
-                <w:i/>
-                <w:iCs/>
-              </w:rPr>
-              <w:t>{{</w:t>
-            </w:r>
-            <w:r>
-              <w:rPr>
-                <w:rFonts w:ascii="Arial Narrow" w:eastAsia="Arial Narrow" w:hAnsi="Arial Narrow" w:cs="Arial Narrow"/>
-                <w:b/>
-                <w:bCs/>
-                <w:i/>
-                <w:iCs/>
-                <w:noProof/>
+              <w:t xml:space="preserve">{{ </w:t>
+            </w:r>
+            <w:r>
+              <w:rPr>
+                <w:rFonts w:ascii="Arial Narrow" w:eastAsia="Arial Narrow" w:hAnsi="Arial Narrow" w:cs="Arial Narrow"/>
+                <w:b/>
+                <w:bCs/>
+                <w:i/>
+                <w:iCs/>
               </w:rPr>
               <w:t>Pedido_mensal</w:t>
             </w:r>
@@ -1844,17 +1521,7 @@
                 <w:i/>
                 <w:iCs/>
               </w:rPr>
-              <w:fldChar w:fldCharType="end"/>
-            </w:r>
-            <w:r>
-              <w:rPr>
-                <w:rFonts w:ascii="Arial Narrow" w:eastAsia="Arial Narrow" w:hAnsi="Arial Narrow" w:cs="Arial Narrow"/>
-                <w:b/>
-                <w:bCs/>
-                <w:i/>
-                <w:iCs/>
-              </w:rPr>
-              <w:t>}}</w:t>
+              <w:t xml:space="preserve"> }}</w:t>
             </w:r>
           </w:p>
         </w:tc>
@@ -1895,46 +1562,15 @@
                 <w:i/>
                 <w:iCs/>
               </w:rPr>
-              <w:fldChar w:fldCharType="begin"/>
-            </w:r>
-            <w:r>
-              <w:rPr>
-                <w:rFonts w:ascii="Arial Narrow" w:eastAsia="Arial Narrow" w:hAnsi="Arial Narrow" w:cs="Arial Narrow"/>
-                <w:b/>
-                <w:bCs/>
-                <w:i/>
-                <w:iCs/>
-              </w:rPr>
-              <w:instrText xml:space="preserve"> MERGEFIELD "Estoque_Liq" </w:instrText>
-            </w:r>
-            <w:r>
-              <w:rPr>
-                <w:rFonts w:ascii="Arial Narrow" w:eastAsia="Arial Narrow" w:hAnsi="Arial Narrow" w:cs="Arial Narrow"/>
-                <w:b/>
-                <w:bCs/>
-                <w:i/>
-                <w:iCs/>
-              </w:rPr>
-              <w:fldChar w:fldCharType="separate"/>
-            </w:r>
-            <w:r>
-              <w:rPr>
-                <w:rFonts w:ascii="Arial Narrow" w:eastAsia="Arial Narrow" w:hAnsi="Arial Narrow" w:cs="Arial Narrow"/>
-                <w:b/>
-                <w:bCs/>
-                <w:i/>
-                <w:iCs/>
-              </w:rPr>
-              <w:t>{{</w:t>
-            </w:r>
-            <w:r>
-              <w:rPr>
-                <w:rFonts w:ascii="Arial Narrow" w:eastAsia="Arial Narrow" w:hAnsi="Arial Narrow" w:cs="Arial Narrow"/>
-                <w:b/>
-                <w:bCs/>
-                <w:i/>
-                <w:iCs/>
-                <w:noProof/>
+              <w:t xml:space="preserve">{{ </w:t>
+            </w:r>
+            <w:r>
+              <w:rPr>
+                <w:rFonts w:ascii="Arial Narrow" w:eastAsia="Arial Narrow" w:hAnsi="Arial Narrow" w:cs="Arial Narrow"/>
+                <w:b/>
+                <w:bCs/>
+                <w:i/>
+                <w:iCs/>
               </w:rPr>
               <w:t>Estoque_Liq</w:t>
             </w:r>
@@ -1946,27 +1582,17 @@
                 <w:i/>
                 <w:iCs/>
               </w:rPr>
-              <w:fldChar w:fldCharType="end"/>
-            </w:r>
-            <w:r>
-              <w:rPr>
-                <w:rFonts w:ascii="Arial Narrow" w:eastAsia="Arial Narrow" w:hAnsi="Arial Narrow" w:cs="Arial Narrow"/>
-                <w:b/>
-                <w:bCs/>
-                <w:i/>
-                <w:iCs/>
-              </w:rPr>
-              <w:t>}}</w:t>
-            </w:r>
-            <w:r>
-              <w:rPr>
-                <w:rFonts w:ascii="Arial Narrow" w:eastAsia="Arial Narrow" w:hAnsi="Arial Narrow" w:cs="Arial Narrow"/>
-                <w:b/>
-                <w:bCs/>
-                <w:i/>
-                <w:iCs/>
-              </w:rPr>
-              <w:t xml:space="preserve"> =</w:t>
+              <w:t xml:space="preserve"> }}</w:t>
+            </w:r>
+            <w:r>
+              <w:rPr>
+                <w:rFonts w:ascii="Arial Narrow" w:eastAsia="Arial Narrow" w:hAnsi="Arial Narrow" w:cs="Arial Narrow"/>
+                <w:b/>
+                <w:bCs/>
+                <w:i/>
+                <w:iCs/>
+              </w:rPr>
+              <w:t xml:space="preserve">  =</w:t>
             </w:r>
           </w:p>
           <w:p>
@@ -1989,56 +1615,15 @@
                 <w:i/>
                 <w:iCs/>
               </w:rPr>
-              <w:t>(</w:t>
-            </w:r>
-            <w:r>
-              <w:rPr>
-                <w:rFonts w:ascii="Arial Narrow" w:eastAsia="Arial Narrow" w:hAnsi="Arial Narrow" w:cs="Arial Narrow"/>
-                <w:b/>
-                <w:bCs/>
-                <w:i/>
-                <w:iCs/>
-              </w:rPr>
-              <w:fldChar w:fldCharType="begin"/>
-            </w:r>
-            <w:r>
-              <w:rPr>
-                <w:rFonts w:ascii="Arial Narrow" w:eastAsia="Arial Narrow" w:hAnsi="Arial Narrow" w:cs="Arial Narrow"/>
-                <w:b/>
-                <w:bCs/>
-                <w:i/>
-                <w:iCs/>
-              </w:rPr>
-              <w:instrText xml:space="preserve"> MERGEFIELD "Estoque" </w:instrText>
-            </w:r>
-            <w:r>
-              <w:rPr>
-                <w:rFonts w:ascii="Arial Narrow" w:eastAsia="Arial Narrow" w:hAnsi="Arial Narrow" w:cs="Arial Narrow"/>
-                <w:b/>
-                <w:bCs/>
-                <w:i/>
-                <w:iCs/>
-              </w:rPr>
-              <w:fldChar w:fldCharType="separate"/>
-            </w:r>
-            <w:r>
-              <w:rPr>
-                <w:rFonts w:ascii="Arial Narrow" w:eastAsia="Arial Narrow" w:hAnsi="Arial Narrow" w:cs="Arial Narrow"/>
-                <w:b/>
-                <w:bCs/>
-                <w:i/>
-                <w:iCs/>
-              </w:rPr>
-              <w:t>{{</w:t>
-            </w:r>
-            <w:r>
-              <w:rPr>
-                <w:rFonts w:ascii="Arial Narrow" w:eastAsia="Arial Narrow" w:hAnsi="Arial Narrow" w:cs="Arial Narrow"/>
-                <w:b/>
-                <w:bCs/>
-                <w:i/>
-                <w:iCs/>
-                <w:noProof/>
+              <w:t xml:space="preserve">( {{ </w:t>
+            </w:r>
+            <w:r>
+              <w:rPr>
+                <w:rFonts w:ascii="Arial Narrow" w:eastAsia="Arial Narrow" w:hAnsi="Arial Narrow" w:cs="Arial Narrow"/>
+                <w:b/>
+                <w:bCs/>
+                <w:i/>
+                <w:iCs/>
               </w:rPr>
               <w:t>Estoque</w:t>
             </w:r>
@@ -2050,76 +1635,35 @@
                 <w:i/>
                 <w:iCs/>
               </w:rPr>
-              <w:fldChar w:fldCharType="end"/>
-            </w:r>
-            <w:r>
-              <w:rPr>
-                <w:rFonts w:ascii="Arial Narrow" w:eastAsia="Arial Narrow" w:hAnsi="Arial Narrow" w:cs="Arial Narrow"/>
-                <w:b/>
-                <w:bCs/>
-                <w:i/>
-                <w:iCs/>
-              </w:rPr>
-              <w:t>}}</w:t>
-            </w:r>
-            <w:r>
-              <w:rPr>
-                <w:rFonts w:ascii="Arial Narrow" w:eastAsia="Arial Narrow" w:hAnsi="Arial Narrow" w:cs="Arial Narrow"/>
-                <w:b/>
-                <w:bCs/>
-                <w:i/>
-                <w:iCs/>
-              </w:rPr>
-              <w:t>  - </w:t>
-            </w:r>
-            <w:r>
-              <w:rPr>
-                <w:rFonts w:ascii="Arial Narrow" w:eastAsia="Arial Narrow" w:hAnsi="Arial Narrow" w:cs="Arial Narrow"/>
-                <w:b/>
-                <w:bCs/>
-                <w:i/>
-                <w:iCs/>
-              </w:rPr>
-              <w:fldChar w:fldCharType="begin"/>
-            </w:r>
-            <w:r>
-              <w:rPr>
-                <w:rFonts w:ascii="Arial Narrow" w:eastAsia="Arial Narrow" w:hAnsi="Arial Narrow" w:cs="Arial Narrow"/>
-                <w:b/>
-                <w:bCs/>
-                <w:i/>
-                <w:iCs/>
-              </w:rPr>
-              <w:instrText xml:space="preserve"> MERGEFIELD "Estoque_Comprometido" </w:instrText>
-            </w:r>
-            <w:r>
-              <w:rPr>
-                <w:rFonts w:ascii="Arial Narrow" w:eastAsia="Arial Narrow" w:hAnsi="Arial Narrow" w:cs="Arial Narrow"/>
-                <w:b/>
-                <w:bCs/>
-                <w:i/>
-                <w:iCs/>
-              </w:rPr>
-              <w:fldChar w:fldCharType="separate"/>
-            </w:r>
-            <w:r>
-              <w:rPr>
-                <w:rFonts w:ascii="Arial Narrow" w:eastAsia="Arial Narrow" w:hAnsi="Arial Narrow" w:cs="Arial Narrow"/>
-                <w:b/>
-                <w:bCs/>
-                <w:i/>
-                <w:iCs/>
-              </w:rPr>
-              <w:t>{{</w:t>
-            </w:r>
-            <w:r>
-              <w:rPr>
-                <w:rFonts w:ascii="Arial Narrow" w:eastAsia="Arial Narrow" w:hAnsi="Arial Narrow" w:cs="Arial Narrow"/>
-                <w:b/>
-                <w:bCs/>
-                <w:i/>
-                <w:iCs/>
-                <w:noProof/>
+              <w:t xml:space="preserve"> }}</w:t>
+            </w:r>
+            <w:r>
+              <w:rPr>
+                <w:rFonts w:ascii="Arial Narrow" w:eastAsia="Arial Narrow" w:hAnsi="Arial Narrow" w:cs="Arial Narrow"/>
+                <w:b/>
+                <w:bCs/>
+                <w:i/>
+                <w:iCs/>
+              </w:rPr>
+              <w:t xml:space="preserve"> </w:t>
+            </w:r>
+            <w:r>
+              <w:rPr>
+                <w:rFonts w:ascii="Arial Narrow" w:eastAsia="Arial Narrow" w:hAnsi="Arial Narrow" w:cs="Arial Narrow"/>
+                <w:b/>
+                <w:bCs/>
+                <w:i/>
+                <w:iCs/>
+              </w:rPr>
+              <w:t xml:space="preserve">{{ </w:t>
+            </w:r>
+            <w:r>
+              <w:rPr>
+                <w:rFonts w:ascii="Arial Narrow" w:eastAsia="Arial Narrow" w:hAnsi="Arial Narrow" w:cs="Arial Narrow"/>
+                <w:b/>
+                <w:bCs/>
+                <w:i/>
+                <w:iCs/>
               </w:rPr>
               <w:t>Estoque_Comprometido</w:t>
             </w:r>
@@ -2131,27 +1675,17 @@
                 <w:i/>
                 <w:iCs/>
               </w:rPr>
-              <w:fldChar w:fldCharType="end"/>
-            </w:r>
-            <w:r>
-              <w:rPr>
-                <w:rFonts w:ascii="Arial Narrow" w:eastAsia="Arial Narrow" w:hAnsi="Arial Narrow" w:cs="Arial Narrow"/>
-                <w:b/>
-                <w:bCs/>
-                <w:i/>
-                <w:iCs/>
-              </w:rPr>
-              <w:t>}}</w:t>
-            </w:r>
-            <w:r>
-              <w:rPr>
-                <w:rFonts w:ascii="Arial Narrow" w:eastAsia="Arial Narrow" w:hAnsi="Arial Narrow" w:cs="Arial Narrow"/>
-                <w:b/>
-                <w:bCs/>
-                <w:i/>
-                <w:iCs/>
-              </w:rPr>
-              <w:t xml:space="preserve"> )</w:t>
+              <w:t xml:space="preserve"> }}</w:t>
+            </w:r>
+            <w:r>
+              <w:rPr>
+                <w:rFonts w:ascii="Arial Narrow" w:eastAsia="Arial Narrow" w:hAnsi="Arial Narrow" w:cs="Arial Narrow"/>
+                <w:b/>
+                <w:bCs/>
+                <w:i/>
+                <w:iCs/>
+              </w:rPr>
+              <w:t xml:space="preserve">  )</w:t>
             </w:r>
           </w:p>
           <w:p>
@@ -2206,46 +1740,25 @@
                 <w:i/>
                 <w:iCs/>
               </w:rPr>
-              <w:fldChar w:fldCharType="begin"/>
-            </w:r>
-            <w:r>
-              <w:rPr>
-                <w:rFonts w:ascii="Arial Narrow" w:eastAsia="Arial Narrow" w:hAnsi="Arial Narrow" w:cs="Arial Narrow"/>
-                <w:b/>
-                <w:bCs/>
-                <w:i/>
-                <w:iCs/>
-              </w:rPr>
-              <w:instrText xml:space="preserve"> MERGEFIELD "Pendencias_de_Entrega" </w:instrText>
-            </w:r>
-            <w:r>
-              <w:rPr>
-                <w:rFonts w:ascii="Arial Narrow" w:eastAsia="Arial Narrow" w:hAnsi="Arial Narrow" w:cs="Arial Narrow"/>
-                <w:b/>
-                <w:bCs/>
-                <w:i/>
-                <w:iCs/>
-              </w:rPr>
-              <w:fldChar w:fldCharType="separate"/>
-            </w:r>
-            <w:r>
-              <w:rPr>
-                <w:rFonts w:ascii="Arial Narrow" w:eastAsia="Arial Narrow" w:hAnsi="Arial Narrow" w:cs="Arial Narrow"/>
-                <w:b/>
-                <w:bCs/>
-                <w:i/>
-                <w:iCs/>
-              </w:rPr>
-              <w:t>{{</w:t>
-            </w:r>
-            <w:r>
-              <w:rPr>
-                <w:rFonts w:ascii="Arial Narrow" w:eastAsia="Arial Narrow" w:hAnsi="Arial Narrow" w:cs="Arial Narrow"/>
-                <w:b/>
-                <w:bCs/>
-                <w:i/>
-                <w:iCs/>
-                <w:noProof/>
+              <w:t xml:space="preserve"> </w:t>
+            </w:r>
+            <w:r>
+              <w:rPr>
+                <w:rFonts w:ascii="Arial Narrow" w:eastAsia="Arial Narrow" w:hAnsi="Arial Narrow" w:cs="Arial Narrow"/>
+                <w:b/>
+                <w:bCs/>
+                <w:i/>
+                <w:iCs/>
+              </w:rPr>
+              <w:t xml:space="preserve">{{ </w:t>
+            </w:r>
+            <w:r>
+              <w:rPr>
+                <w:rFonts w:ascii="Arial Narrow" w:eastAsia="Arial Narrow" w:hAnsi="Arial Narrow" w:cs="Arial Narrow"/>
+                <w:b/>
+                <w:bCs/>
+                <w:i/>
+                <w:iCs/>
               </w:rPr>
               <w:t>Pendencias_de_Entrega</w:t>
             </w:r>
@@ -2257,17 +1770,7 @@
                 <w:i/>
                 <w:iCs/>
               </w:rPr>
-              <w:fldChar w:fldCharType="end"/>
-            </w:r>
-            <w:r>
-              <w:rPr>
-                <w:rFonts w:ascii="Arial Narrow" w:eastAsia="Arial Narrow" w:hAnsi="Arial Narrow" w:cs="Arial Narrow"/>
-                <w:b/>
-                <w:bCs/>
-                <w:i/>
-                <w:iCs/>
-              </w:rPr>
-              <w:t>}}</w:t>
+              <w:t xml:space="preserve"> }}</w:t>
             </w:r>
           </w:p>
         </w:tc>

--- a/dispensa.docx
+++ b/dispensa.docx
@@ -157,6 +157,8 @@
       </w:r>
       <w:r>
         <w:rPr>
+          <w:b/>
+          <w:bCs/>
           <w:i/>
           <w:iCs/>
         </w:rPr>
@@ -164,6 +166,8 @@
       </w:r>
       <w:r>
         <w:rPr>
+          <w:b/>
+          <w:bCs/>
           <w:i/>
           <w:iCs/>
         </w:rPr>
@@ -171,6 +175,8 @@
       </w:r>
       <w:r>
         <w:rPr>
+          <w:b/>
+          <w:bCs/>
           <w:i/>
           <w:iCs/>
         </w:rPr>
@@ -241,6 +247,8 @@
       </w:pPr>
       <w:r>
         <w:rPr>
+          <w:b/>
+          <w:bCs/>
           <w:i/>
           <w:iCs/>
         </w:rPr>
@@ -248,6 +256,8 @@
       </w:r>
       <w:r>
         <w:rPr>
+          <w:b/>
+          <w:bCs/>
           <w:i/>
           <w:iCs/>
         </w:rPr>
@@ -255,6 +265,8 @@
       </w:r>
       <w:r>
         <w:rPr>
+          <w:b/>
+          <w:bCs/>
           <w:i/>
           <w:iCs/>
         </w:rPr>
@@ -262,6 +274,8 @@
       </w:r>
       <w:r>
         <w:rPr>
+          <w:b/>
+          <w:bCs/>
           <w:i/>
           <w:iCs/>
         </w:rPr>
@@ -1218,6 +1232,8 @@
               <w:jc w:val="both"/>
               <w:rPr>
                 <w:rFonts w:ascii="Arial Narrow" w:eastAsia="Arial Narrow" w:hAnsi="Arial Narrow" w:cs="Arial Narrow"/>
+                <w:b/>
+                <w:bCs/>
                 <w:i/>
                 <w:iCs/>
               </w:rPr>
@@ -1225,6 +1241,8 @@
             <w:r>
               <w:rPr>
                 <w:rFonts w:ascii="Arial Narrow" w:eastAsia="Arial Narrow" w:hAnsi="Arial Narrow" w:cs="Arial Narrow"/>
+                <w:b/>
+                <w:bCs/>
                 <w:i/>
                 <w:iCs/>
               </w:rPr>
@@ -1233,6 +1251,8 @@
             <w:r>
               <w:rPr>
                 <w:rFonts w:ascii="Arial Narrow" w:eastAsia="Arial Narrow" w:hAnsi="Arial Narrow" w:cs="Arial Narrow"/>
+                <w:b/>
+                <w:bCs/>
                 <w:i/>
                 <w:iCs/>
               </w:rPr>
@@ -1241,6 +1261,8 @@
             <w:r>
               <w:rPr>
                 <w:rFonts w:ascii="Arial Narrow" w:eastAsia="Arial Narrow" w:hAnsi="Arial Narrow" w:cs="Arial Narrow"/>
+                <w:b/>
+                <w:bCs/>
                 <w:i/>
                 <w:iCs/>
               </w:rPr>
@@ -1249,6 +1271,8 @@
             <w:r>
               <w:rPr>
                 <w:rFonts w:ascii="Arial Narrow" w:eastAsia="Arial Narrow" w:hAnsi="Arial Narrow" w:cs="Arial Narrow"/>
+                <w:b/>
+                <w:bCs/>
                 <w:i/>
                 <w:iCs/>
               </w:rPr>
@@ -1636,6 +1660,26 @@
                 <w:iCs/>
               </w:rPr>
               <w:t xml:space="preserve"> }}</w:t>
+            </w:r>
+            <w:r>
+              <w:rPr>
+                <w:rFonts w:ascii="Arial Narrow" w:eastAsia="Arial Narrow" w:hAnsi="Arial Narrow" w:cs="Arial Narrow"/>
+                <w:b/>
+                <w:bCs/>
+                <w:i/>
+                <w:iCs/>
+              </w:rPr>
+              <w:t xml:space="preserve"> </w:t>
+            </w:r>
+            <w:r>
+              <w:rPr>
+                <w:rFonts w:ascii="Arial Narrow" w:eastAsia="Arial Narrow" w:hAnsi="Arial Narrow" w:cs="Arial Narrow"/>
+                <w:b/>
+                <w:bCs/>
+                <w:i/>
+                <w:iCs/>
+              </w:rPr>
+              <w:t>-</w:t>
             </w:r>
             <w:r>
               <w:rPr>

--- a/dispensa.docx
+++ b/dispensa.docx
@@ -840,13 +840,13 @@
         <w:tblLook w:val="04A0" w:firstRow="1" w:lastRow="0" w:firstColumn="1" w:lastColumn="0" w:noHBand="0" w:noVBand="1"/>
       </w:tblPr>
       <w:tblGrid>
-        <w:gridCol w:w="900"/>
-        <w:gridCol w:w="900"/>
-        <w:gridCol w:w="1008"/>
-        <w:gridCol w:w="900"/>
-        <w:gridCol w:w="2169"/>
-        <w:gridCol w:w="2218"/>
-        <w:gridCol w:w="2210"/>
+        <w:gridCol w:w="794"/>
+        <w:gridCol w:w="795"/>
+        <w:gridCol w:w="1019"/>
+        <w:gridCol w:w="795"/>
+        <w:gridCol w:w="2162"/>
+        <w:gridCol w:w="2375"/>
+        <w:gridCol w:w="2365"/>
       </w:tblGrid>
       <w:tr>
         <w:tc>
@@ -875,6 +875,8 @@
                 <w:rFonts w:ascii="Arial Narrow" w:eastAsia="Arial Narrow" w:hAnsi="Arial Narrow" w:cs="Arial Narrow"/>
                 <w:i/>
                 <w:iCs/>
+                <w:sz w:val="24"/>
+                <w:szCs w:val="24"/>
               </w:rPr>
             </w:pPr>
           </w:p>
@@ -885,6 +887,8 @@
                 <w:rFonts w:ascii="Arial Narrow" w:eastAsia="Arial Narrow" w:hAnsi="Arial Narrow" w:cs="Arial Narrow"/>
                 <w:i/>
                 <w:iCs/>
+                <w:sz w:val="24"/>
+                <w:szCs w:val="24"/>
               </w:rPr>
             </w:pPr>
             <w:r>
@@ -894,6 +898,8 @@
                 <w:bCs/>
                 <w:i/>
                 <w:iCs/>
+                <w:sz w:val="24"/>
+                <w:szCs w:val="24"/>
               </w:rPr>
               <w:t>CMM</w:t>
             </w:r>
@@ -925,6 +931,8 @@
                 <w:rFonts w:ascii="Arial Narrow" w:eastAsia="Arial Narrow" w:hAnsi="Arial Narrow" w:cs="Arial Narrow"/>
                 <w:i/>
                 <w:iCs/>
+                <w:sz w:val="24"/>
+                <w:szCs w:val="24"/>
               </w:rPr>
             </w:pPr>
           </w:p>
@@ -935,6 +943,8 @@
                 <w:rFonts w:ascii="Arial Narrow" w:eastAsia="Arial Narrow" w:hAnsi="Arial Narrow" w:cs="Arial Narrow"/>
                 <w:i/>
                 <w:iCs/>
+                <w:sz w:val="24"/>
+                <w:szCs w:val="24"/>
               </w:rPr>
             </w:pPr>
             <w:r>
@@ -944,6 +954,8 @@
                 <w:bCs/>
                 <w:i/>
                 <w:iCs/>
+                <w:sz w:val="24"/>
+                <w:szCs w:val="24"/>
               </w:rPr>
               <w:t>x</w:t>
             </w:r>
@@ -974,6 +986,8 @@
                 <w:rFonts w:ascii="Arial Narrow" w:eastAsia="Arial Narrow" w:hAnsi="Arial Narrow" w:cs="Arial Narrow"/>
                 <w:i/>
                 <w:iCs/>
+                <w:sz w:val="24"/>
+                <w:szCs w:val="24"/>
               </w:rPr>
             </w:pPr>
             <w:r>
@@ -983,6 +997,8 @@
                 <w:bCs/>
                 <w:i/>
                 <w:iCs/>
+                <w:sz w:val="24"/>
+                <w:szCs w:val="24"/>
               </w:rPr>
               <w:t xml:space="preserve">Tempo de cobertura do pedido </w:t>
             </w:r>
@@ -994,6 +1010,8 @@
                 <w:rFonts w:ascii="Arial Narrow" w:eastAsia="Arial Narrow" w:hAnsi="Arial Narrow" w:cs="Arial Narrow"/>
                 <w:i/>
                 <w:iCs/>
+                <w:sz w:val="24"/>
+                <w:szCs w:val="24"/>
               </w:rPr>
             </w:pPr>
             <w:r>
@@ -1003,6 +1021,8 @@
                 <w:bCs/>
                 <w:i/>
                 <w:iCs/>
+                <w:sz w:val="24"/>
+                <w:szCs w:val="24"/>
               </w:rPr>
               <w:t>(meses)</w:t>
             </w:r>
@@ -1034,6 +1054,8 @@
                 <w:rFonts w:ascii="Arial Narrow" w:eastAsia="Arial Narrow" w:hAnsi="Arial Narrow" w:cs="Arial Narrow"/>
                 <w:i/>
                 <w:iCs/>
+                <w:sz w:val="24"/>
+                <w:szCs w:val="24"/>
               </w:rPr>
             </w:pPr>
           </w:p>
@@ -1044,6 +1066,8 @@
                 <w:rFonts w:ascii="Arial Narrow" w:eastAsia="Arial Narrow" w:hAnsi="Arial Narrow" w:cs="Arial Narrow"/>
                 <w:i/>
                 <w:iCs/>
+                <w:sz w:val="24"/>
+                <w:szCs w:val="24"/>
               </w:rPr>
             </w:pPr>
             <w:r>
@@ -1053,6 +1077,8 @@
                 <w:bCs/>
                 <w:i/>
                 <w:iCs/>
+                <w:sz w:val="24"/>
+                <w:szCs w:val="24"/>
               </w:rPr>
               <w:t>=</w:t>
             </w:r>
@@ -1083,6 +1109,8 @@
                 <w:rFonts w:ascii="Arial Narrow" w:eastAsia="Arial Narrow" w:hAnsi="Arial Narrow" w:cs="Arial Narrow"/>
                 <w:i/>
                 <w:iCs/>
+                <w:sz w:val="24"/>
+                <w:szCs w:val="24"/>
               </w:rPr>
             </w:pPr>
             <w:r>
@@ -1092,6 +1120,8 @@
                 <w:bCs/>
                 <w:i/>
                 <w:iCs/>
+                <w:sz w:val="24"/>
+                <w:szCs w:val="24"/>
               </w:rPr>
               <w:t>Pedido ajustado ao fator embalagem</w:t>
             </w:r>
@@ -1122,6 +1152,8 @@
                 <w:rFonts w:ascii="Arial Narrow" w:eastAsia="Arial Narrow" w:hAnsi="Arial Narrow" w:cs="Arial Narrow"/>
                 <w:i/>
                 <w:iCs/>
+                <w:sz w:val="24"/>
+                <w:szCs w:val="24"/>
               </w:rPr>
             </w:pPr>
             <w:r>
@@ -1131,6 +1163,8 @@
                 <w:bCs/>
                 <w:i/>
                 <w:iCs/>
+                <w:sz w:val="24"/>
+                <w:szCs w:val="24"/>
               </w:rPr>
               <w:t>Estoque Líquido =</w:t>
             </w:r>
@@ -1142,6 +1176,8 @@
                 <w:rFonts w:ascii="Arial Narrow" w:eastAsia="Arial Narrow" w:hAnsi="Arial Narrow" w:cs="Arial Narrow"/>
                 <w:i/>
                 <w:iCs/>
+                <w:sz w:val="24"/>
+                <w:szCs w:val="24"/>
               </w:rPr>
             </w:pPr>
             <w:r>
@@ -1151,6 +1187,8 @@
                 <w:bCs/>
                 <w:i/>
                 <w:iCs/>
+                <w:sz w:val="24"/>
+                <w:szCs w:val="24"/>
               </w:rPr>
               <w:t xml:space="preserve">Estoque  –  Estoque Comprometido </w:t>
             </w:r>
@@ -1181,6 +1219,8 @@
                 <w:rFonts w:ascii="Arial Narrow" w:eastAsia="Arial Narrow" w:hAnsi="Arial Narrow" w:cs="Arial Narrow"/>
                 <w:i/>
                 <w:iCs/>
+                <w:sz w:val="24"/>
+                <w:szCs w:val="24"/>
               </w:rPr>
             </w:pPr>
             <w:r>
@@ -1190,6 +1230,8 @@
                 <w:bCs/>
                 <w:i/>
                 <w:iCs/>
+                <w:sz w:val="24"/>
+                <w:szCs w:val="24"/>
               </w:rPr>
               <w:t>Pendências de entrega</w:t>
             </w:r>
@@ -1223,6 +1265,8 @@
                 <w:rFonts w:ascii="Arial Narrow" w:eastAsia="Arial Narrow" w:hAnsi="Arial Narrow" w:cs="Arial Narrow"/>
                 <w:i/>
                 <w:iCs/>
+                <w:sz w:val="28"/>
+                <w:szCs w:val="28"/>
               </w:rPr>
             </w:pPr>
           </w:p>
@@ -1236,6 +1280,8 @@
                 <w:bCs/>
                 <w:i/>
                 <w:iCs/>
+                <w:sz w:val="28"/>
+                <w:szCs w:val="28"/>
               </w:rPr>
             </w:pPr>
             <w:r>
@@ -1245,6 +1291,8 @@
                 <w:bCs/>
                 <w:i/>
                 <w:iCs/>
+                <w:sz w:val="28"/>
+                <w:szCs w:val="28"/>
               </w:rPr>
               <w:t xml:space="preserve"> </w:t>
             </w:r>
@@ -1255,6 +1303,8 @@
                 <w:bCs/>
                 <w:i/>
                 <w:iCs/>
+                <w:sz w:val="28"/>
+                <w:szCs w:val="28"/>
               </w:rPr>
               <w:t xml:space="preserve">{{ </w:t>
             </w:r>
@@ -1265,6 +1315,8 @@
                 <w:bCs/>
                 <w:i/>
                 <w:iCs/>
+                <w:sz w:val="28"/>
+                <w:szCs w:val="28"/>
               </w:rPr>
               <w:t>CMM</w:t>
             </w:r>
@@ -1275,6 +1327,8 @@
                 <w:bCs/>
                 <w:i/>
                 <w:iCs/>
+                <w:sz w:val="28"/>
+                <w:szCs w:val="28"/>
               </w:rPr>
               <w:t xml:space="preserve"> }}</w:t>
             </w:r>
@@ -1306,6 +1360,8 @@
                 <w:rFonts w:ascii="Arial Narrow" w:eastAsia="Arial Narrow" w:hAnsi="Arial Narrow" w:cs="Arial Narrow"/>
                 <w:i/>
                 <w:iCs/>
+                <w:sz w:val="28"/>
+                <w:szCs w:val="28"/>
               </w:rPr>
             </w:pPr>
           </w:p>
@@ -1319,6 +1375,8 @@
                 <w:bCs/>
                 <w:i/>
                 <w:iCs/>
+                <w:sz w:val="28"/>
+                <w:szCs w:val="28"/>
               </w:rPr>
             </w:pPr>
             <w:r>
@@ -1328,6 +1386,8 @@
                 <w:bCs/>
                 <w:i/>
                 <w:iCs/>
+                <w:sz w:val="28"/>
+                <w:szCs w:val="28"/>
               </w:rPr>
               <w:t>x</w:t>
             </w:r>
@@ -1361,6 +1421,8 @@
                 <w:bCs/>
                 <w:i/>
                 <w:iCs/>
+                <w:sz w:val="28"/>
+                <w:szCs w:val="28"/>
               </w:rPr>
             </w:pPr>
           </w:p>
@@ -1374,6 +1436,8 @@
                 <w:bCs/>
                 <w:i/>
                 <w:iCs/>
+                <w:sz w:val="28"/>
+                <w:szCs w:val="28"/>
               </w:rPr>
             </w:pPr>
             <w:r>
@@ -1383,6 +1447,8 @@
                 <w:bCs/>
                 <w:i/>
                 <w:iCs/>
+                <w:sz w:val="28"/>
+                <w:szCs w:val="28"/>
               </w:rPr>
               <w:t xml:space="preserve"> </w:t>
             </w:r>
@@ -1393,6 +1459,8 @@
                 <w:bCs/>
                 <w:i/>
                 <w:iCs/>
+                <w:sz w:val="28"/>
+                <w:szCs w:val="28"/>
               </w:rPr>
               <w:t xml:space="preserve">{{ </w:t>
             </w:r>
@@ -1403,6 +1471,8 @@
                 <w:bCs/>
                 <w:i/>
                 <w:iCs/>
+                <w:sz w:val="28"/>
+                <w:szCs w:val="28"/>
               </w:rPr>
               <w:t xml:space="preserve">N_Meses </w:t>
             </w:r>
@@ -1413,6 +1483,8 @@
                 <w:bCs/>
                 <w:i/>
                 <w:iCs/>
+                <w:sz w:val="28"/>
+                <w:szCs w:val="28"/>
               </w:rPr>
               <w:t>}}</w:t>
             </w:r>
@@ -1446,6 +1518,8 @@
                 <w:bCs/>
                 <w:i/>
                 <w:iCs/>
+                <w:sz w:val="28"/>
+                <w:szCs w:val="28"/>
               </w:rPr>
             </w:pPr>
           </w:p>
@@ -1459,6 +1533,8 @@
                 <w:bCs/>
                 <w:i/>
                 <w:iCs/>
+                <w:sz w:val="28"/>
+                <w:szCs w:val="28"/>
               </w:rPr>
             </w:pPr>
             <w:r>
@@ -1468,6 +1544,8 @@
                 <w:bCs/>
                 <w:i/>
                 <w:iCs/>
+                <w:sz w:val="28"/>
+                <w:szCs w:val="28"/>
               </w:rPr>
               <w:t>=</w:t>
             </w:r>
@@ -1501,6 +1579,8 @@
                 <w:bCs/>
                 <w:i/>
                 <w:iCs/>
+                <w:sz w:val="28"/>
+                <w:szCs w:val="28"/>
               </w:rPr>
             </w:pPr>
           </w:p>
@@ -1515,6 +1595,8 @@
                 <w:bCs/>
                 <w:i/>
                 <w:iCs/>
+                <w:sz w:val="28"/>
+                <w:szCs w:val="28"/>
               </w:rPr>
             </w:pPr>
             <w:r>
@@ -1524,6 +1606,8 @@
                 <w:bCs/>
                 <w:i/>
                 <w:iCs/>
+                <w:sz w:val="28"/>
+                <w:szCs w:val="28"/>
               </w:rPr>
               <w:t xml:space="preserve">{{ </w:t>
             </w:r>
@@ -1534,6 +1618,8 @@
                 <w:bCs/>
                 <w:i/>
                 <w:iCs/>
+                <w:sz w:val="28"/>
+                <w:szCs w:val="28"/>
               </w:rPr>
               <w:t>Pedido_mensal</w:t>
             </w:r>
@@ -1544,6 +1630,8 @@
                 <w:bCs/>
                 <w:i/>
                 <w:iCs/>
+                <w:sz w:val="28"/>
+                <w:szCs w:val="28"/>
               </w:rPr>
               <w:t xml:space="preserve"> }}</w:t>
             </w:r>
@@ -1576,6 +1664,8 @@
                 <w:bCs/>
                 <w:i/>
                 <w:iCs/>
+                <w:sz w:val="28"/>
+                <w:szCs w:val="28"/>
               </w:rPr>
             </w:pPr>
             <w:r>
@@ -1585,6 +1675,8 @@
                 <w:bCs/>
                 <w:i/>
                 <w:iCs/>
+                <w:sz w:val="28"/>
+                <w:szCs w:val="28"/>
               </w:rPr>
               <w:t xml:space="preserve">{{ </w:t>
             </w:r>
@@ -1595,6 +1687,8 @@
                 <w:bCs/>
                 <w:i/>
                 <w:iCs/>
+                <w:sz w:val="28"/>
+                <w:szCs w:val="28"/>
               </w:rPr>
               <w:t>Estoque_Liq</w:t>
             </w:r>
@@ -1605,6 +1699,8 @@
                 <w:bCs/>
                 <w:i/>
                 <w:iCs/>
+                <w:sz w:val="28"/>
+                <w:szCs w:val="28"/>
               </w:rPr>
               <w:t xml:space="preserve"> }}</w:t>
             </w:r>
@@ -1615,6 +1711,8 @@
                 <w:bCs/>
                 <w:i/>
                 <w:iCs/>
+                <w:sz w:val="28"/>
+                <w:szCs w:val="28"/>
               </w:rPr>
               <w:t xml:space="preserve">  =</w:t>
             </w:r>
@@ -1629,6 +1727,8 @@
                 <w:bCs/>
                 <w:i/>
                 <w:iCs/>
+                <w:sz w:val="28"/>
+                <w:szCs w:val="28"/>
               </w:rPr>
             </w:pPr>
             <w:r>
@@ -1638,6 +1738,8 @@
                 <w:bCs/>
                 <w:i/>
                 <w:iCs/>
+                <w:sz w:val="28"/>
+                <w:szCs w:val="28"/>
               </w:rPr>
               <w:t xml:space="preserve">( {{ </w:t>
             </w:r>
@@ -1648,6 +1750,8 @@
                 <w:bCs/>
                 <w:i/>
                 <w:iCs/>
+                <w:sz w:val="28"/>
+                <w:szCs w:val="28"/>
               </w:rPr>
               <w:t>Estoque</w:t>
             </w:r>
@@ -1658,6 +1762,8 @@
                 <w:bCs/>
                 <w:i/>
                 <w:iCs/>
+                <w:sz w:val="28"/>
+                <w:szCs w:val="28"/>
               </w:rPr>
               <w:t xml:space="preserve"> }}</w:t>
             </w:r>
@@ -1668,6 +1774,8 @@
                 <w:bCs/>
                 <w:i/>
                 <w:iCs/>
+                <w:sz w:val="28"/>
+                <w:szCs w:val="28"/>
               </w:rPr>
               <w:t xml:space="preserve"> </w:t>
             </w:r>
@@ -1678,6 +1786,8 @@
                 <w:bCs/>
                 <w:i/>
                 <w:iCs/>
+                <w:sz w:val="28"/>
+                <w:szCs w:val="28"/>
               </w:rPr>
               <w:t>-</w:t>
             </w:r>
@@ -1688,6 +1798,8 @@
                 <w:bCs/>
                 <w:i/>
                 <w:iCs/>
+                <w:sz w:val="28"/>
+                <w:szCs w:val="28"/>
               </w:rPr>
               <w:t xml:space="preserve"> </w:t>
             </w:r>
@@ -1698,6 +1810,8 @@
                 <w:bCs/>
                 <w:i/>
                 <w:iCs/>
+                <w:sz w:val="28"/>
+                <w:szCs w:val="28"/>
               </w:rPr>
               <w:t xml:space="preserve">{{ </w:t>
             </w:r>
@@ -1708,6 +1822,8 @@
                 <w:bCs/>
                 <w:i/>
                 <w:iCs/>
+                <w:sz w:val="28"/>
+                <w:szCs w:val="28"/>
               </w:rPr>
               <w:t>Estoque_Comprometido</w:t>
             </w:r>
@@ -1718,6 +1834,8 @@
                 <w:bCs/>
                 <w:i/>
                 <w:iCs/>
+                <w:sz w:val="28"/>
+                <w:szCs w:val="28"/>
               </w:rPr>
               <w:t xml:space="preserve"> }}</w:t>
             </w:r>
@@ -1728,6 +1846,8 @@
                 <w:bCs/>
                 <w:i/>
                 <w:iCs/>
+                <w:sz w:val="28"/>
+                <w:szCs w:val="28"/>
               </w:rPr>
               <w:t xml:space="preserve">  )</w:t>
             </w:r>
@@ -1743,6 +1863,8 @@
                 <w:bCs/>
                 <w:i/>
                 <w:iCs/>
+                <w:sz w:val="28"/>
+                <w:szCs w:val="28"/>
               </w:rPr>
             </w:pPr>
           </w:p>
@@ -1774,6 +1896,8 @@
                 <w:bCs/>
                 <w:i/>
                 <w:iCs/>
+                <w:sz w:val="28"/>
+                <w:szCs w:val="28"/>
               </w:rPr>
             </w:pPr>
             <w:r>
@@ -1783,6 +1907,8 @@
                 <w:bCs/>
                 <w:i/>
                 <w:iCs/>
+                <w:sz w:val="28"/>
+                <w:szCs w:val="28"/>
               </w:rPr>
               <w:t xml:space="preserve"> </w:t>
             </w:r>
@@ -1793,6 +1919,8 @@
                 <w:bCs/>
                 <w:i/>
                 <w:iCs/>
+                <w:sz w:val="28"/>
+                <w:szCs w:val="28"/>
               </w:rPr>
               <w:t xml:space="preserve">{{ </w:t>
             </w:r>
@@ -1803,6 +1931,8 @@
                 <w:bCs/>
                 <w:i/>
                 <w:iCs/>
+                <w:sz w:val="28"/>
+                <w:szCs w:val="28"/>
               </w:rPr>
               <w:t>Pendencias_de_Entrega</w:t>
             </w:r>
@@ -1813,6 +1943,8 @@
                 <w:bCs/>
                 <w:i/>
                 <w:iCs/>
+                <w:sz w:val="28"/>
+                <w:szCs w:val="28"/>
               </w:rPr>
               <w:t xml:space="preserve"> }}</w:t>
             </w:r>

--- a/dispensa.docx
+++ b/dispensa.docx
@@ -635,14 +635,7 @@
           <w:b/>
           <w:bCs/>
         </w:rPr>
-        <w:t>N_Meses</w:t>
-      </w:r>
-      <w:r>
-        <w:rPr>
-          <w:b/>
-          <w:bCs/>
-        </w:rPr>
-        <w:t xml:space="preserve"> </w:t>
+        <w:t>Nº_Meses</w:t>
       </w:r>
       <w:r>
         <w:rPr>
@@ -840,13 +833,13 @@
         <w:tblLook w:val="04A0" w:firstRow="1" w:lastRow="0" w:firstColumn="1" w:lastColumn="0" w:noHBand="0" w:noVBand="1"/>
       </w:tblPr>
       <w:tblGrid>
-        <w:gridCol w:w="794"/>
-        <w:gridCol w:w="795"/>
-        <w:gridCol w:w="1019"/>
-        <w:gridCol w:w="795"/>
-        <w:gridCol w:w="2162"/>
-        <w:gridCol w:w="2375"/>
-        <w:gridCol w:w="2365"/>
+        <w:gridCol w:w="790"/>
+        <w:gridCol w:w="790"/>
+        <w:gridCol w:w="1080"/>
+        <w:gridCol w:w="790"/>
+        <w:gridCol w:w="2147"/>
+        <w:gridCol w:w="2359"/>
+        <w:gridCol w:w="2349"/>
       </w:tblGrid>
       <w:tr>
         <w:tc>
@@ -1474,7 +1467,19 @@
                 <w:sz w:val="28"/>
                 <w:szCs w:val="28"/>
               </w:rPr>
-              <w:t xml:space="preserve">N_Meses </w:t>
+              <w:t>Nº_Meses</w:t>
+            </w:r>
+            <w:r>
+              <w:rPr>
+                <w:rFonts w:ascii="Arial Narrow" w:eastAsia="Arial Narrow" w:hAnsi="Arial Narrow" w:cs="Arial Narrow"/>
+                <w:b/>
+                <w:bCs/>
+                <w:i/>
+                <w:iCs/>
+                <w:sz w:val="28"/>
+                <w:szCs w:val="28"/>
+              </w:rPr>
+              <w:t xml:space="preserve"> </w:t>
             </w:r>
             <w:r>
               <w:rPr>

--- a/dispensa.docx
+++ b/dispensa.docx
@@ -40,7 +40,7 @@
         </w:pBdr>
         <w:jc w:val="both"/>
         <w:rPr>
-          <w:color w:val="FF0000"/>
+          <w:color w:val="EE0000"/>
         </w:rPr>
       </w:pPr>
       <w:r>
@@ -57,6 +57,7 @@
         <w:rPr>
           <w:b/>
           <w:bCs/>
+          <w:color w:val="EE0000"/>
         </w:rPr>
         <w:t xml:space="preserve">{{ </w:t>
       </w:r>
@@ -64,6 +65,7 @@
         <w:rPr>
           <w:b/>
           <w:bCs/>
+          <w:color w:val="EE0000"/>
         </w:rPr>
         <w:t>Medicamento</w:t>
       </w:r>
@@ -71,6 +73,7 @@
         <w:rPr>
           <w:b/>
           <w:bCs/>
+          <w:color w:val="EE0000"/>
         </w:rPr>
         <w:t xml:space="preserve"> }}</w:t>
       </w:r>
@@ -161,6 +164,7 @@
           <w:bCs/>
           <w:i/>
           <w:iCs/>
+          <w:color w:val="EE0000"/>
         </w:rPr>
         <w:t xml:space="preserve">{{ </w:t>
       </w:r>
@@ -170,6 +174,7 @@
           <w:bCs/>
           <w:i/>
           <w:iCs/>
+          <w:color w:val="EE0000"/>
         </w:rPr>
         <w:t>Texto_ajustado</w:t>
       </w:r>
@@ -179,6 +184,7 @@
           <w:bCs/>
           <w:i/>
           <w:iCs/>
+          <w:color w:val="EE0000"/>
         </w:rPr>
         <w:t xml:space="preserve"> }}</w:t>
       </w:r>
@@ -186,6 +192,7 @@
         <w:rPr>
           <w:i/>
           <w:iCs/>
+          <w:color w:val="EE0000"/>
         </w:rPr>
         <w:t xml:space="preserve"> </w:t>
       </w:r>
@@ -260,6 +267,7 @@
           <w:bCs/>
           <w:i/>
           <w:iCs/>
+          <w:color w:val="EE0000"/>
         </w:rPr>
         <w:t xml:space="preserve">{{ </w:t>
       </w:r>
@@ -269,6 +277,7 @@
           <w:bCs/>
           <w:i/>
           <w:iCs/>
+          <w:color w:val="EE0000"/>
         </w:rPr>
         <w:t>Texto_ajustado_2</w:t>
       </w:r>
@@ -278,6 +287,7 @@
           <w:bCs/>
           <w:i/>
           <w:iCs/>
+          <w:color w:val="EE0000"/>
         </w:rPr>
         <w:t xml:space="preserve"> }}</w:t>
       </w:r>
@@ -543,6 +553,7 @@
         <w:rPr>
           <w:b/>
           <w:bCs/>
+          <w:color w:val="EE0000"/>
         </w:rPr>
         <w:t xml:space="preserve">{{ </w:t>
       </w:r>
@@ -550,6 +561,7 @@
         <w:rPr>
           <w:b/>
           <w:bCs/>
+          <w:color w:val="EE0000"/>
         </w:rPr>
         <w:t>Pedido_mensal</w:t>
       </w:r>
@@ -557,6 +569,7 @@
         <w:rPr>
           <w:b/>
           <w:bCs/>
+          <w:color w:val="EE0000"/>
         </w:rPr>
         <w:t xml:space="preserve"> }} </w:t>
       </w:r>
@@ -574,6 +587,7 @@
         <w:rPr>
           <w:b/>
           <w:bCs/>
+          <w:color w:val="EE0000"/>
         </w:rPr>
         <w:t xml:space="preserve">{{ </w:t>
       </w:r>
@@ -581,6 +595,7 @@
         <w:rPr>
           <w:b/>
           <w:bCs/>
+          <w:color w:val="EE0000"/>
         </w:rPr>
         <w:t>Medicamento</w:t>
       </w:r>
@@ -588,10 +603,14 @@
         <w:rPr>
           <w:b/>
           <w:bCs/>
+          <w:color w:val="EE0000"/>
         </w:rPr>
         <w:t xml:space="preserve"> }}</w:t>
       </w:r>
       <w:r>
+        <w:rPr>
+          <w:color w:val="EE0000"/>
+        </w:rPr>
         <w:t xml:space="preserve"> </w:t>
       </w:r>
       <w:r>
@@ -612,6 +631,9 @@
           <w:between w:val="nil"/>
         </w:pBdr>
         <w:jc w:val="both"/>
+        <w:rPr>
+          <w:color w:val="EE0000"/>
+        </w:rPr>
       </w:pPr>
       <w:r>
         <w:t xml:space="preserve">A quantidade solicitada é suficiente para </w:t>
@@ -620,6 +642,7 @@
         <w:rPr>
           <w:b/>
           <w:bCs/>
+          <w:color w:val="EE0000"/>
         </w:rPr>
         <w:t>{{</w:t>
       </w:r>
@@ -627,6 +650,7 @@
         <w:rPr>
           <w:b/>
           <w:bCs/>
+          <w:color w:val="EE0000"/>
         </w:rPr>
         <w:t xml:space="preserve"> </w:t>
       </w:r>
@@ -634,6 +658,7 @@
         <w:rPr>
           <w:b/>
           <w:bCs/>
+          <w:color w:val="EE0000"/>
         </w:rPr>
         <w:t>Nº_Meses</w:t>
       </w:r>
@@ -641,6 +666,7 @@
         <w:rPr>
           <w:b/>
           <w:bCs/>
+          <w:color w:val="EE0000"/>
         </w:rPr>
         <w:t>}}</w:t>
       </w:r>
@@ -648,6 +674,17 @@
         <w:rPr>
           <w:b/>
           <w:bCs/>
+          <w:color w:val="EE0000"/>
+        </w:rPr>
+        <w:t xml:space="preserve">  </w:t>
+      </w:r>
+      <w:r>
+        <w:t xml:space="preserve">mês(es) de cobertura de estoque, conforme consumo médio mensal de </w:t>
+      </w:r>
+      <w:r>
+        <w:rPr>
+          <w:b/>
+          <w:bCs/>
         </w:rPr>
         <w:t xml:space="preserve"> </w:t>
       </w:r>
@@ -655,11 +692,34 @@
         <w:rPr>
           <w:b/>
           <w:bCs/>
+          <w:color w:val="EE0000"/>
+        </w:rPr>
+        <w:t xml:space="preserve">{{ </w:t>
+      </w:r>
+      <w:r>
+        <w:rPr>
+          <w:b/>
+          <w:bCs/>
+          <w:color w:val="EE0000"/>
+        </w:rPr>
+        <w:t>CMM</w:t>
+      </w:r>
+      <w:r>
+        <w:rPr>
+          <w:b/>
+          <w:bCs/>
+          <w:color w:val="EE0000"/>
+        </w:rPr>
+        <w:t xml:space="preserve"> }}</w:t>
+      </w:r>
+      <w:r>
+        <w:rPr>
+          <w:color w:val="EE0000"/>
         </w:rPr>
         <w:t xml:space="preserve"> </w:t>
       </w:r>
       <w:r>
-        <w:t xml:space="preserve">mês(es) de cobertura de estoque, conforme consumo médio mensal de </w:t>
+        <w:t xml:space="preserve">unidade(s), estoque líquido de </w:t>
       </w:r>
       <w:r>
         <w:rPr>
@@ -672,6 +732,7 @@
         <w:rPr>
           <w:b/>
           <w:bCs/>
+          <w:color w:val="EE0000"/>
         </w:rPr>
         <w:t xml:space="preserve">{{ </w:t>
       </w:r>
@@ -679,18 +740,62 @@
         <w:rPr>
           <w:b/>
           <w:bCs/>
-        </w:rPr>
-        <w:t>CMM</w:t>
-      </w:r>
-      <w:r>
-        <w:rPr>
-          <w:b/>
-          <w:bCs/>
+          <w:color w:val="EE0000"/>
+        </w:rPr>
+        <w:t>Estoque_Li</w:t>
+      </w:r>
+      <w:r>
+        <w:rPr>
+          <w:b/>
+          <w:bCs/>
+          <w:color w:val="EE0000"/>
+        </w:rPr>
+        <w:t>quido }}</w:t>
+      </w:r>
+      <w:r>
+        <w:rPr>
+          <w:b/>
+          <w:bCs/>
+          <w:color w:val="EE0000"/>
+        </w:rPr>
+        <w:t xml:space="preserve">  </w:t>
+      </w:r>
+      <w:r>
+        <w:t xml:space="preserve">unidades, fator embalagem  </w:t>
+      </w:r>
+      <w:r>
+        <w:rPr>
+          <w:b/>
+          <w:bCs/>
+        </w:rPr>
+        <w:t xml:space="preserve"> </w:t>
+      </w:r>
+      <w:r>
+        <w:rPr>
+          <w:b/>
+          <w:bCs/>
+          <w:color w:val="EE0000"/>
+        </w:rPr>
+        <w:t xml:space="preserve">{{ </w:t>
+      </w:r>
+      <w:r>
+        <w:rPr>
+          <w:b/>
+          <w:bCs/>
+          <w:color w:val="EE0000"/>
+        </w:rPr>
+        <w:t>FATOR_EMB</w:t>
+      </w:r>
+      <w:r>
+        <w:rPr>
+          <w:b/>
+          <w:bCs/>
+          <w:color w:val="EE0000"/>
         </w:rPr>
         <w:t xml:space="preserve"> }}</w:t>
       </w:r>
       <w:r>
-        <w:t xml:space="preserve"> unidade(s), estoque líquido de </w:t>
+        <w:t xml:space="preserve">  (assim o quantitativo deve ser múltiplo de </w:t>
       </w:r>
       <w:r>
         <w:rPr>
@@ -703,6 +808,7 @@
         <w:rPr>
           <w:b/>
           <w:bCs/>
+          <w:color w:val="EE0000"/>
         </w:rPr>
         <w:t xml:space="preserve">{{ </w:t>
       </w:r>
@@ -710,44 +816,7 @@
         <w:rPr>
           <w:b/>
           <w:bCs/>
-        </w:rPr>
-        <w:t>Estoque_Li</w:t>
-      </w:r>
-      <w:r>
-        <w:rPr>
-          <w:b/>
-          <w:bCs/>
-        </w:rPr>
-        <w:t>quido }}</w:t>
-      </w:r>
-      <w:r>
-        <w:rPr>
-          <w:b/>
-          <w:bCs/>
-        </w:rPr>
-        <w:t xml:space="preserve">  </w:t>
-      </w:r>
-      <w:r>
-        <w:t xml:space="preserve">unidades, fator embalagem  </w:t>
-      </w:r>
-      <w:r>
-        <w:rPr>
-          <w:b/>
-          <w:bCs/>
-        </w:rPr>
-        <w:t xml:space="preserve"> </w:t>
-      </w:r>
-      <w:r>
-        <w:rPr>
-          <w:b/>
-          <w:bCs/>
-        </w:rPr>
-        <w:t xml:space="preserve">{{ </w:t>
-      </w:r>
-      <w:r>
-        <w:rPr>
-          <w:b/>
-          <w:bCs/>
+          <w:color w:val="EE0000"/>
         </w:rPr>
         <w:t>FATOR_EMB</w:t>
       </w:r>
@@ -755,37 +824,7 @@
         <w:rPr>
           <w:b/>
           <w:bCs/>
-        </w:rPr>
-        <w:t xml:space="preserve"> }}</w:t>
-      </w:r>
-      <w:r>
-        <w:t xml:space="preserve">  (assim o quantitativo deve ser múltiplo de </w:t>
-      </w:r>
-      <w:r>
-        <w:rPr>
-          <w:b/>
-          <w:bCs/>
-        </w:rPr>
-        <w:t xml:space="preserve"> </w:t>
-      </w:r>
-      <w:r>
-        <w:rPr>
-          <w:b/>
-          <w:bCs/>
-        </w:rPr>
-        <w:t xml:space="preserve">{{ </w:t>
-      </w:r>
-      <w:r>
-        <w:rPr>
-          <w:b/>
-          <w:bCs/>
-        </w:rPr>
-        <w:t>FATOR_EMB</w:t>
-      </w:r>
-      <w:r>
-        <w:rPr>
-          <w:b/>
-          <w:bCs/>
+          <w:color w:val="EE0000"/>
         </w:rPr>
         <w:t xml:space="preserve"> }}</w:t>
       </w:r>
@@ -800,6 +839,9 @@
           <w:between w:val="nil"/>
         </w:pBdr>
         <w:jc w:val="both"/>
+        <w:rPr>
+          <w:color w:val="EE0000"/>
+        </w:rPr>
       </w:pPr>
     </w:p>
     <w:p>
@@ -814,10 +856,21 @@
         <w:jc w:val="both"/>
       </w:pPr>
     </w:p>
+    <w:p>
+      <w:pPr>
+        <w:spacing w:after="120" w:line="360" w:lineRule="auto"/>
+        <w:ind w:left="720"/>
+        <w:jc w:val="both"/>
+        <w:rPr>
+          <w:rFonts w:ascii="Arial Narrow" w:eastAsia="Arial Narrow" w:hAnsi="Arial Narrow" w:cs="Arial Narrow"/>
+          <w:i/>
+          <w:iCs/>
+        </w:rPr>
+      </w:pPr>
+    </w:p>
     <w:tbl>
       <w:tblPr>
-        <w:tblW w:w="8388" w:type="dxa"/>
-        <w:tblInd w:w="479" w:type="dxa"/>
+        <w:tblW w:w="10784" w:type="dxa"/>
         <w:tblBorders>
           <w:top w:val="outset" w:sz="6" w:space="0" w:color="auto"/>
           <w:left w:val="outset" w:sz="6" w:space="0" w:color="auto"/>
@@ -833,55 +886,38 @@
         <w:tblLook w:val="04A0" w:firstRow="1" w:lastRow="0" w:firstColumn="1" w:lastColumn="0" w:noHBand="0" w:noVBand="1"/>
       </w:tblPr>
       <w:tblGrid>
-        <w:gridCol w:w="790"/>
-        <w:gridCol w:w="790"/>
-        <w:gridCol w:w="1080"/>
-        <w:gridCol w:w="790"/>
-        <w:gridCol w:w="2147"/>
-        <w:gridCol w:w="2359"/>
-        <w:gridCol w:w="2349"/>
+        <w:gridCol w:w="1248"/>
+        <w:gridCol w:w="287"/>
+        <w:gridCol w:w="1719"/>
+        <w:gridCol w:w="274"/>
+        <w:gridCol w:w="2257"/>
+        <w:gridCol w:w="2490"/>
+        <w:gridCol w:w="2509"/>
       </w:tblGrid>
       <w:tr>
         <w:tc>
           <w:tcPr>
-            <w:tcW w:w="1006" w:type="dxa"/>
+            <w:tcW w:w="1248" w:type="dxa"/>
             <w:tcBorders>
-              <w:top w:val="single" w:sz="6" w:space="0" w:color="000000"/>
-              <w:left w:val="single" w:sz="6" w:space="0" w:color="000000"/>
-              <w:bottom w:val="single" w:sz="6" w:space="0" w:color="000000"/>
-              <w:right w:val="single" w:sz="6" w:space="0" w:color="000000"/>
+              <w:top w:val="outset" w:sz="6" w:space="0" w:color="auto"/>
+              <w:left w:val="outset" w:sz="6" w:space="0" w:color="auto"/>
+              <w:bottom w:val="outset" w:sz="6" w:space="0" w:color="auto"/>
+              <w:right w:val="outset" w:sz="6" w:space="0" w:color="auto"/>
             </w:tcBorders>
-            <w:shd w:val="clear" w:color="auto" w:fill="FFFFFF"/>
-            <w:tcMar>
-              <w:top w:w="0" w:type="dxa"/>
-              <w:left w:w="105" w:type="dxa"/>
-              <w:bottom w:w="0" w:type="dxa"/>
-              <w:right w:w="105" w:type="dxa"/>
-            </w:tcMar>
+            <w:vAlign w:val="center"/>
             <w:hideMark/>
           </w:tcPr>
           <w:p>
             <w:pPr>
               <w:spacing w:after="120" w:line="360" w:lineRule="auto"/>
-              <w:ind w:left="720"/>
-              <w:rPr>
-                <w:rFonts w:ascii="Arial Narrow" w:eastAsia="Arial Narrow" w:hAnsi="Arial Narrow" w:cs="Arial Narrow"/>
-                <w:i/>
-                <w:iCs/>
-                <w:sz w:val="24"/>
-                <w:szCs w:val="24"/>
-              </w:rPr>
-            </w:pPr>
-          </w:p>
-          <w:p>
-            <w:pPr>
-              <w:spacing w:after="120" w:line="360" w:lineRule="auto"/>
-              <w:rPr>
-                <w:rFonts w:ascii="Arial Narrow" w:eastAsia="Arial Narrow" w:hAnsi="Arial Narrow" w:cs="Arial Narrow"/>
-                <w:i/>
-                <w:iCs/>
-                <w:sz w:val="24"/>
-                <w:szCs w:val="24"/>
+              <w:ind w:left="720" w:hanging="653"/>
+              <w:jc w:val="both"/>
+              <w:rPr>
+                <w:rFonts w:ascii="Arial Narrow" w:eastAsia="Arial Narrow" w:hAnsi="Arial Narrow" w:cs="Arial Narrow"/>
+                <w:b/>
+                <w:bCs/>
+                <w:i/>
+                <w:iCs/>
               </w:rPr>
             </w:pPr>
             <w:r>
@@ -891,8 +927,6 @@
                 <w:bCs/>
                 <w:i/>
                 <w:iCs/>
-                <w:sz w:val="24"/>
-                <w:szCs w:val="24"/>
               </w:rPr>
               <w:t>CMM</w:t>
             </w:r>
@@ -900,44 +934,27 @@
         </w:tc>
         <w:tc>
           <w:tcPr>
-            <w:tcW w:w="930" w:type="dxa"/>
+            <w:tcW w:w="287" w:type="dxa"/>
             <w:tcBorders>
-              <w:top w:val="single" w:sz="6" w:space="0" w:color="000000"/>
-              <w:left w:val="nil"/>
-              <w:bottom w:val="single" w:sz="6" w:space="0" w:color="000000"/>
-              <w:right w:val="single" w:sz="6" w:space="0" w:color="000000"/>
+              <w:top w:val="outset" w:sz="6" w:space="0" w:color="auto"/>
+              <w:left w:val="outset" w:sz="6" w:space="0" w:color="auto"/>
+              <w:bottom w:val="outset" w:sz="6" w:space="0" w:color="auto"/>
+              <w:right w:val="outset" w:sz="6" w:space="0" w:color="auto"/>
             </w:tcBorders>
-            <w:shd w:val="clear" w:color="auto" w:fill="FFFFFF"/>
-            <w:tcMar>
-              <w:top w:w="0" w:type="dxa"/>
-              <w:left w:w="105" w:type="dxa"/>
-              <w:bottom w:w="0" w:type="dxa"/>
-              <w:right w:w="105" w:type="dxa"/>
-            </w:tcMar>
+            <w:vAlign w:val="center"/>
             <w:hideMark/>
           </w:tcPr>
           <w:p>
             <w:pPr>
               <w:spacing w:after="120" w:line="360" w:lineRule="auto"/>
-              <w:ind w:left="720"/>
-              <w:rPr>
-                <w:rFonts w:ascii="Arial Narrow" w:eastAsia="Arial Narrow" w:hAnsi="Arial Narrow" w:cs="Arial Narrow"/>
-                <w:i/>
-                <w:iCs/>
-                <w:sz w:val="24"/>
-                <w:szCs w:val="24"/>
-              </w:rPr>
-            </w:pPr>
-          </w:p>
-          <w:p>
-            <w:pPr>
-              <w:spacing w:after="120" w:line="360" w:lineRule="auto"/>
-              <w:rPr>
-                <w:rFonts w:ascii="Arial Narrow" w:eastAsia="Arial Narrow" w:hAnsi="Arial Narrow" w:cs="Arial Narrow"/>
-                <w:i/>
-                <w:iCs/>
-                <w:sz w:val="24"/>
-                <w:szCs w:val="24"/>
+              <w:ind w:left="720" w:hanging="653"/>
+              <w:jc w:val="both"/>
+              <w:rPr>
+                <w:rFonts w:ascii="Arial Narrow" w:eastAsia="Arial Narrow" w:hAnsi="Arial Narrow" w:cs="Arial Narrow"/>
+                <w:b/>
+                <w:bCs/>
+                <w:i/>
+                <w:iCs/>
               </w:rPr>
             </w:pPr>
             <w:r>
@@ -947,40 +964,34 @@
                 <w:bCs/>
                 <w:i/>
                 <w:iCs/>
-                <w:sz w:val="24"/>
-                <w:szCs w:val="24"/>
-              </w:rPr>
-              <w:t>x</w:t>
+              </w:rPr>
+              <w:t>X</w:t>
             </w:r>
           </w:p>
         </w:tc>
         <w:tc>
           <w:tcPr>
-            <w:tcW w:w="1263" w:type="dxa"/>
+            <w:tcW w:w="1719" w:type="dxa"/>
             <w:tcBorders>
-              <w:top w:val="single" w:sz="6" w:space="0" w:color="000000"/>
-              <w:left w:val="nil"/>
-              <w:bottom w:val="single" w:sz="6" w:space="0" w:color="000000"/>
-              <w:right w:val="single" w:sz="6" w:space="0" w:color="000000"/>
+              <w:top w:val="outset" w:sz="6" w:space="0" w:color="auto"/>
+              <w:left w:val="outset" w:sz="6" w:space="0" w:color="auto"/>
+              <w:bottom w:val="outset" w:sz="6" w:space="0" w:color="auto"/>
+              <w:right w:val="outset" w:sz="6" w:space="0" w:color="auto"/>
             </w:tcBorders>
-            <w:shd w:val="clear" w:color="auto" w:fill="FFFFFF"/>
-            <w:tcMar>
-              <w:top w:w="0" w:type="dxa"/>
-              <w:left w:w="105" w:type="dxa"/>
-              <w:bottom w:w="0" w:type="dxa"/>
-              <w:right w:w="105" w:type="dxa"/>
-            </w:tcMar>
+            <w:vAlign w:val="center"/>
             <w:hideMark/>
           </w:tcPr>
           <w:p>
             <w:pPr>
               <w:spacing w:after="120" w:line="360" w:lineRule="auto"/>
-              <w:rPr>
-                <w:rFonts w:ascii="Arial Narrow" w:eastAsia="Arial Narrow" w:hAnsi="Arial Narrow" w:cs="Arial Narrow"/>
-                <w:i/>
-                <w:iCs/>
-                <w:sz w:val="24"/>
-                <w:szCs w:val="24"/>
+              <w:ind w:left="31" w:firstLine="36"/>
+              <w:jc w:val="both"/>
+              <w:rPr>
+                <w:rFonts w:ascii="Arial Narrow" w:eastAsia="Arial Narrow" w:hAnsi="Arial Narrow" w:cs="Arial Narrow"/>
+                <w:b/>
+                <w:bCs/>
+                <w:i/>
+                <w:iCs/>
               </w:rPr>
             </w:pPr>
             <w:r>
@@ -990,23 +1001,9 @@
                 <w:bCs/>
                 <w:i/>
                 <w:iCs/>
-                <w:sz w:val="24"/>
-                <w:szCs w:val="24"/>
-              </w:rPr>
-              <w:t xml:space="preserve">Tempo de cobertura do pedido </w:t>
+              </w:rPr>
+              <w:t>Tempo de cobertura do pedido </w:t>
             </w:r>
-          </w:p>
-          <w:p>
-            <w:pPr>
-              <w:spacing w:after="120" w:line="360" w:lineRule="auto"/>
-              <w:rPr>
-                <w:rFonts w:ascii="Arial Narrow" w:eastAsia="Arial Narrow" w:hAnsi="Arial Narrow" w:cs="Arial Narrow"/>
-                <w:i/>
-                <w:iCs/>
-                <w:sz w:val="24"/>
-                <w:szCs w:val="24"/>
-              </w:rPr>
-            </w:pPr>
             <w:r>
               <w:rPr>
                 <w:rFonts w:ascii="Arial Narrow" w:eastAsia="Arial Narrow" w:hAnsi="Arial Narrow" w:cs="Arial Narrow"/>
@@ -1014,53 +1011,35 @@
                 <w:bCs/>
                 <w:i/>
                 <w:iCs/>
-                <w:sz w:val="24"/>
-                <w:szCs w:val="24"/>
-              </w:rPr>
-              <w:t>(meses)</w:t>
+              </w:rPr>
+              <w:br/>
+              <w:t>(meses</w:t>
             </w:r>
           </w:p>
         </w:tc>
         <w:tc>
           <w:tcPr>
-            <w:tcW w:w="709" w:type="dxa"/>
+            <w:tcW w:w="274" w:type="dxa"/>
             <w:tcBorders>
-              <w:top w:val="single" w:sz="6" w:space="0" w:color="000000"/>
-              <w:left w:val="nil"/>
-              <w:bottom w:val="single" w:sz="6" w:space="0" w:color="000000"/>
-              <w:right w:val="single" w:sz="6" w:space="0" w:color="000000"/>
+              <w:top w:val="outset" w:sz="6" w:space="0" w:color="auto"/>
+              <w:left w:val="outset" w:sz="6" w:space="0" w:color="auto"/>
+              <w:bottom w:val="outset" w:sz="6" w:space="0" w:color="auto"/>
+              <w:right w:val="outset" w:sz="6" w:space="0" w:color="auto"/>
             </w:tcBorders>
-            <w:shd w:val="clear" w:color="auto" w:fill="FFFFFF"/>
-            <w:tcMar>
-              <w:top w:w="0" w:type="dxa"/>
-              <w:left w:w="105" w:type="dxa"/>
-              <w:bottom w:w="0" w:type="dxa"/>
-              <w:right w:w="105" w:type="dxa"/>
-            </w:tcMar>
+            <w:vAlign w:val="center"/>
             <w:hideMark/>
           </w:tcPr>
           <w:p>
             <w:pPr>
               <w:spacing w:after="120" w:line="360" w:lineRule="auto"/>
-              <w:ind w:left="720"/>
-              <w:rPr>
-                <w:rFonts w:ascii="Arial Narrow" w:eastAsia="Arial Narrow" w:hAnsi="Arial Narrow" w:cs="Arial Narrow"/>
-                <w:i/>
-                <w:iCs/>
-                <w:sz w:val="24"/>
-                <w:szCs w:val="24"/>
-              </w:rPr>
-            </w:pPr>
-          </w:p>
-          <w:p>
-            <w:pPr>
-              <w:spacing w:after="120" w:line="360" w:lineRule="auto"/>
-              <w:rPr>
-                <w:rFonts w:ascii="Arial Narrow" w:eastAsia="Arial Narrow" w:hAnsi="Arial Narrow" w:cs="Arial Narrow"/>
-                <w:i/>
-                <w:iCs/>
-                <w:sz w:val="24"/>
-                <w:szCs w:val="24"/>
+              <w:ind w:left="720" w:hanging="653"/>
+              <w:jc w:val="both"/>
+              <w:rPr>
+                <w:rFonts w:ascii="Arial Narrow" w:eastAsia="Arial Narrow" w:hAnsi="Arial Narrow" w:cs="Arial Narrow"/>
+                <w:b/>
+                <w:bCs/>
+                <w:i/>
+                <w:iCs/>
               </w:rPr>
             </w:pPr>
             <w:r>
@@ -1070,8 +1049,6 @@
                 <w:bCs/>
                 <w:i/>
                 <w:iCs/>
-                <w:sz w:val="24"/>
-                <w:szCs w:val="24"/>
               </w:rPr>
               <w:t>=</w:t>
             </w:r>
@@ -1079,31 +1056,27 @@
         </w:tc>
         <w:tc>
           <w:tcPr>
-            <w:tcW w:w="1332" w:type="dxa"/>
+            <w:tcW w:w="2257" w:type="dxa"/>
             <w:tcBorders>
-              <w:top w:val="single" w:sz="6" w:space="0" w:color="000000"/>
-              <w:left w:val="nil"/>
-              <w:bottom w:val="single" w:sz="6" w:space="0" w:color="000000"/>
-              <w:right w:val="single" w:sz="6" w:space="0" w:color="000000"/>
+              <w:top w:val="outset" w:sz="6" w:space="0" w:color="auto"/>
+              <w:left w:val="outset" w:sz="6" w:space="0" w:color="auto"/>
+              <w:bottom w:val="outset" w:sz="6" w:space="0" w:color="auto"/>
+              <w:right w:val="outset" w:sz="6" w:space="0" w:color="auto"/>
             </w:tcBorders>
-            <w:shd w:val="clear" w:color="auto" w:fill="FFFFFF"/>
-            <w:tcMar>
-              <w:top w:w="0" w:type="dxa"/>
-              <w:left w:w="105" w:type="dxa"/>
-              <w:bottom w:w="0" w:type="dxa"/>
-              <w:right w:w="105" w:type="dxa"/>
-            </w:tcMar>
+            <w:vAlign w:val="center"/>
             <w:hideMark/>
           </w:tcPr>
           <w:p>
             <w:pPr>
               <w:spacing w:after="120" w:line="360" w:lineRule="auto"/>
-              <w:rPr>
-                <w:rFonts w:ascii="Arial Narrow" w:eastAsia="Arial Narrow" w:hAnsi="Arial Narrow" w:cs="Arial Narrow"/>
-                <w:i/>
-                <w:iCs/>
-                <w:sz w:val="24"/>
-                <w:szCs w:val="24"/>
+              <w:ind w:left="125" w:hanging="58"/>
+              <w:jc w:val="both"/>
+              <w:rPr>
+                <w:rFonts w:ascii="Arial Narrow" w:eastAsia="Arial Narrow" w:hAnsi="Arial Narrow" w:cs="Arial Narrow"/>
+                <w:b/>
+                <w:bCs/>
+                <w:i/>
+                <w:iCs/>
               </w:rPr>
             </w:pPr>
             <w:r>
@@ -1113,8 +1086,6 @@
                 <w:bCs/>
                 <w:i/>
                 <w:iCs/>
-                <w:sz w:val="24"/>
-                <w:szCs w:val="24"/>
               </w:rPr>
               <w:t>Pedido ajustado ao fator embalagem</w:t>
             </w:r>
@@ -1122,31 +1093,27 @@
         </w:tc>
         <w:tc>
           <w:tcPr>
-            <w:tcW w:w="1935" w:type="dxa"/>
+            <w:tcW w:w="3138" w:type="dxa"/>
             <w:tcBorders>
-              <w:top w:val="single" w:sz="6" w:space="0" w:color="000000"/>
-              <w:left w:val="nil"/>
-              <w:bottom w:val="single" w:sz="6" w:space="0" w:color="000000"/>
-              <w:right w:val="single" w:sz="6" w:space="0" w:color="000000"/>
+              <w:top w:val="outset" w:sz="6" w:space="0" w:color="auto"/>
+              <w:left w:val="outset" w:sz="6" w:space="0" w:color="auto"/>
+              <w:bottom w:val="outset" w:sz="6" w:space="0" w:color="auto"/>
+              <w:right w:val="outset" w:sz="6" w:space="0" w:color="auto"/>
             </w:tcBorders>
-            <w:shd w:val="clear" w:color="auto" w:fill="FFFFFF"/>
-            <w:tcMar>
-              <w:top w:w="0" w:type="dxa"/>
-              <w:left w:w="105" w:type="dxa"/>
-              <w:bottom w:w="0" w:type="dxa"/>
-              <w:right w:w="105" w:type="dxa"/>
-            </w:tcMar>
+            <w:vAlign w:val="center"/>
             <w:hideMark/>
           </w:tcPr>
           <w:p>
             <w:pPr>
               <w:spacing w:after="120" w:line="360" w:lineRule="auto"/>
-              <w:rPr>
-                <w:rFonts w:ascii="Arial Narrow" w:eastAsia="Arial Narrow" w:hAnsi="Arial Narrow" w:cs="Arial Narrow"/>
-                <w:i/>
-                <w:iCs/>
-                <w:sz w:val="24"/>
-                <w:szCs w:val="24"/>
+              <w:ind w:left="720" w:hanging="653"/>
+              <w:jc w:val="both"/>
+              <w:rPr>
+                <w:rFonts w:ascii="Arial Narrow" w:eastAsia="Arial Narrow" w:hAnsi="Arial Narrow" w:cs="Arial Narrow"/>
+                <w:b/>
+                <w:bCs/>
+                <w:i/>
+                <w:iCs/>
               </w:rPr>
             </w:pPr>
             <w:r>
@@ -1156,8 +1123,6 @@
                 <w:bCs/>
                 <w:i/>
                 <w:iCs/>
-                <w:sz w:val="24"/>
-                <w:szCs w:val="24"/>
               </w:rPr>
               <w:t>Estoque Líquido =</w:t>
             </w:r>
@@ -1165,12 +1130,14 @@
           <w:p>
             <w:pPr>
               <w:spacing w:after="120" w:line="360" w:lineRule="auto"/>
-              <w:rPr>
-                <w:rFonts w:ascii="Arial Narrow" w:eastAsia="Arial Narrow" w:hAnsi="Arial Narrow" w:cs="Arial Narrow"/>
-                <w:i/>
-                <w:iCs/>
-                <w:sz w:val="24"/>
-                <w:szCs w:val="24"/>
+              <w:ind w:left="720" w:hanging="653"/>
+              <w:jc w:val="both"/>
+              <w:rPr>
+                <w:rFonts w:ascii="Arial Narrow" w:eastAsia="Arial Narrow" w:hAnsi="Arial Narrow" w:cs="Arial Narrow"/>
+                <w:b/>
+                <w:bCs/>
+                <w:i/>
+                <w:iCs/>
               </w:rPr>
             </w:pPr>
             <w:r>
@@ -1180,40 +1147,34 @@
                 <w:bCs/>
                 <w:i/>
                 <w:iCs/>
-                <w:sz w:val="24"/>
-                <w:szCs w:val="24"/>
-              </w:rPr>
-              <w:t xml:space="preserve">Estoque  –  Estoque Comprometido </w:t>
+              </w:rPr>
+              <w:t xml:space="preserve">Estoque – Estoque Comprometido </w:t>
             </w:r>
           </w:p>
         </w:tc>
         <w:tc>
           <w:tcPr>
-            <w:tcW w:w="1213" w:type="dxa"/>
+            <w:tcW w:w="1861" w:type="dxa"/>
             <w:tcBorders>
-              <w:top w:val="single" w:sz="6" w:space="0" w:color="000000"/>
-              <w:left w:val="nil"/>
-              <w:bottom w:val="single" w:sz="6" w:space="0" w:color="000000"/>
-              <w:right w:val="single" w:sz="6" w:space="0" w:color="000000"/>
+              <w:top w:val="outset" w:sz="6" w:space="0" w:color="auto"/>
+              <w:left w:val="outset" w:sz="6" w:space="0" w:color="auto"/>
+              <w:bottom w:val="outset" w:sz="6" w:space="0" w:color="auto"/>
+              <w:right w:val="outset" w:sz="6" w:space="0" w:color="auto"/>
             </w:tcBorders>
-            <w:shd w:val="clear" w:color="auto" w:fill="FFFFFF"/>
-            <w:tcMar>
-              <w:top w:w="0" w:type="dxa"/>
-              <w:left w:w="105" w:type="dxa"/>
-              <w:bottom w:w="0" w:type="dxa"/>
-              <w:right w:w="105" w:type="dxa"/>
-            </w:tcMar>
+            <w:vAlign w:val="center"/>
             <w:hideMark/>
           </w:tcPr>
           <w:p>
             <w:pPr>
               <w:spacing w:after="120" w:line="360" w:lineRule="auto"/>
-              <w:rPr>
-                <w:rFonts w:ascii="Arial Narrow" w:eastAsia="Arial Narrow" w:hAnsi="Arial Narrow" w:cs="Arial Narrow"/>
-                <w:i/>
-                <w:iCs/>
-                <w:sz w:val="24"/>
-                <w:szCs w:val="24"/>
+              <w:ind w:left="720" w:hanging="653"/>
+              <w:jc w:val="both"/>
+              <w:rPr>
+                <w:rFonts w:ascii="Arial Narrow" w:eastAsia="Arial Narrow" w:hAnsi="Arial Narrow" w:cs="Arial Narrow"/>
+                <w:b/>
+                <w:bCs/>
+                <w:i/>
+                <w:iCs/>
               </w:rPr>
             </w:pPr>
             <w:r>
@@ -1223,8 +1184,6 @@
                 <w:bCs/>
                 <w:i/>
                 <w:iCs/>
-                <w:sz w:val="24"/>
-                <w:szCs w:val="24"/>
               </w:rPr>
               <w:t>Pendências de entrega</w:t>
             </w:r>
@@ -1234,323 +1193,154 @@
       <w:tr>
         <w:tc>
           <w:tcPr>
-            <w:tcW w:w="1006" w:type="dxa"/>
+            <w:tcW w:w="1248" w:type="dxa"/>
             <w:tcBorders>
-              <w:top w:val="nil"/>
-              <w:left w:val="single" w:sz="6" w:space="0" w:color="000000"/>
-              <w:bottom w:val="single" w:sz="6" w:space="0" w:color="000000"/>
-              <w:right w:val="single" w:sz="6" w:space="0" w:color="000000"/>
+              <w:top w:val="outset" w:sz="6" w:space="0" w:color="auto"/>
+              <w:left w:val="outset" w:sz="6" w:space="0" w:color="auto"/>
+              <w:bottom w:val="outset" w:sz="6" w:space="0" w:color="auto"/>
+              <w:right w:val="outset" w:sz="6" w:space="0" w:color="auto"/>
             </w:tcBorders>
-            <w:tcMar>
-              <w:top w:w="0" w:type="dxa"/>
-              <w:left w:w="105" w:type="dxa"/>
-              <w:bottom w:w="0" w:type="dxa"/>
-              <w:right w:w="105" w:type="dxa"/>
-            </w:tcMar>
+            <w:vAlign w:val="center"/>
             <w:hideMark/>
           </w:tcPr>
           <w:p>
             <w:pPr>
               <w:spacing w:after="120" w:line="360" w:lineRule="auto"/>
-              <w:ind w:left="720"/>
+              <w:ind w:left="720" w:hanging="653"/>
               <w:jc w:val="both"/>
               <w:rPr>
                 <w:rFonts w:ascii="Arial Narrow" w:eastAsia="Arial Narrow" w:hAnsi="Arial Narrow" w:cs="Arial Narrow"/>
                 <w:i/>
                 <w:iCs/>
+                <w:color w:val="EE0000"/>
+              </w:rPr>
+            </w:pPr>
+            <w:r>
+              <w:rPr>
+                <w:rFonts w:ascii="Arial Narrow" w:eastAsia="Arial Narrow" w:hAnsi="Arial Narrow" w:cs="Arial Narrow"/>
+                <w:b/>
+                <w:bCs/>
+                <w:i/>
+                <w:iCs/>
+                <w:color w:val="EE0000"/>
                 <w:sz w:val="28"/>
                 <w:szCs w:val="28"/>
               </w:rPr>
-            </w:pPr>
+              <w:t>{{ CMM }}</w:t>
+            </w:r>
           </w:p>
           <w:p>
             <w:pPr>
               <w:spacing w:after="120" w:line="360" w:lineRule="auto"/>
+              <w:ind w:left="720" w:hanging="653"/>
               <w:jc w:val="both"/>
               <w:rPr>
                 <w:rFonts w:ascii="Arial Narrow" w:eastAsia="Arial Narrow" w:hAnsi="Arial Narrow" w:cs="Arial Narrow"/>
-                <w:b/>
-                <w:bCs/>
-                <w:i/>
-                <w:iCs/>
-                <w:sz w:val="28"/>
-                <w:szCs w:val="28"/>
+                <w:i/>
+                <w:iCs/>
+              </w:rPr>
+            </w:pPr>
+          </w:p>
+        </w:tc>
+        <w:tc>
+          <w:tcPr>
+            <w:tcW w:w="287" w:type="dxa"/>
+            <w:tcBorders>
+              <w:top w:val="outset" w:sz="6" w:space="0" w:color="auto"/>
+              <w:left w:val="outset" w:sz="6" w:space="0" w:color="auto"/>
+              <w:bottom w:val="outset" w:sz="6" w:space="0" w:color="auto"/>
+              <w:right w:val="outset" w:sz="6" w:space="0" w:color="auto"/>
+            </w:tcBorders>
+            <w:vAlign w:val="center"/>
+            <w:hideMark/>
+          </w:tcPr>
+          <w:p>
+            <w:pPr>
+              <w:spacing w:after="120" w:line="360" w:lineRule="auto"/>
+              <w:ind w:left="720" w:hanging="653"/>
+              <w:jc w:val="both"/>
+              <w:rPr>
+                <w:rFonts w:ascii="Arial Narrow" w:eastAsia="Arial Narrow" w:hAnsi="Arial Narrow" w:cs="Arial Narrow"/>
+                <w:i/>
+                <w:iCs/>
               </w:rPr>
             </w:pPr>
             <w:r>
               <w:rPr>
                 <w:rFonts w:ascii="Arial Narrow" w:eastAsia="Arial Narrow" w:hAnsi="Arial Narrow" w:cs="Arial Narrow"/>
-                <w:b/>
-                <w:bCs/>
-                <w:i/>
-                <w:iCs/>
-                <w:sz w:val="28"/>
-                <w:szCs w:val="28"/>
-              </w:rPr>
-              <w:t xml:space="preserve"> </w:t>
-            </w:r>
-            <w:r>
-              <w:rPr>
-                <w:rFonts w:ascii="Arial Narrow" w:eastAsia="Arial Narrow" w:hAnsi="Arial Narrow" w:cs="Arial Narrow"/>
-                <w:b/>
-                <w:bCs/>
-                <w:i/>
-                <w:iCs/>
-                <w:sz w:val="28"/>
-                <w:szCs w:val="28"/>
-              </w:rPr>
-              <w:t xml:space="preserve">{{ </w:t>
-            </w:r>
-            <w:r>
-              <w:rPr>
-                <w:rFonts w:ascii="Arial Narrow" w:eastAsia="Arial Narrow" w:hAnsi="Arial Narrow" w:cs="Arial Narrow"/>
-                <w:b/>
-                <w:bCs/>
-                <w:i/>
-                <w:iCs/>
-                <w:sz w:val="28"/>
-                <w:szCs w:val="28"/>
-              </w:rPr>
-              <w:t>CMM</w:t>
-            </w:r>
-            <w:r>
-              <w:rPr>
-                <w:rFonts w:ascii="Arial Narrow" w:eastAsia="Arial Narrow" w:hAnsi="Arial Narrow" w:cs="Arial Narrow"/>
-                <w:b/>
-                <w:bCs/>
-                <w:i/>
-                <w:iCs/>
-                <w:sz w:val="28"/>
-                <w:szCs w:val="28"/>
-              </w:rPr>
-              <w:t xml:space="preserve"> }}</w:t>
+                <w:i/>
+                <w:iCs/>
+              </w:rPr>
+              <w:t>X</w:t>
             </w:r>
           </w:p>
         </w:tc>
         <w:tc>
           <w:tcPr>
-            <w:tcW w:w="930" w:type="dxa"/>
+            <w:tcW w:w="1719" w:type="dxa"/>
             <w:tcBorders>
-              <w:top w:val="nil"/>
-              <w:left w:val="nil"/>
-              <w:bottom w:val="single" w:sz="6" w:space="0" w:color="000000"/>
-              <w:right w:val="single" w:sz="6" w:space="0" w:color="000000"/>
+              <w:top w:val="outset" w:sz="6" w:space="0" w:color="auto"/>
+              <w:left w:val="outset" w:sz="6" w:space="0" w:color="auto"/>
+              <w:bottom w:val="outset" w:sz="6" w:space="0" w:color="auto"/>
+              <w:right w:val="outset" w:sz="6" w:space="0" w:color="auto"/>
             </w:tcBorders>
-            <w:tcMar>
-              <w:top w:w="0" w:type="dxa"/>
-              <w:left w:w="105" w:type="dxa"/>
-              <w:bottom w:w="0" w:type="dxa"/>
-              <w:right w:w="105" w:type="dxa"/>
-            </w:tcMar>
+            <w:vAlign w:val="center"/>
             <w:hideMark/>
           </w:tcPr>
           <w:p>
             <w:pPr>
               <w:spacing w:after="120" w:line="360" w:lineRule="auto"/>
-              <w:ind w:left="720"/>
+              <w:ind w:left="720" w:hanging="653"/>
               <w:jc w:val="both"/>
               <w:rPr>
                 <w:rFonts w:ascii="Arial Narrow" w:eastAsia="Arial Narrow" w:hAnsi="Arial Narrow" w:cs="Arial Narrow"/>
                 <w:i/>
                 <w:iCs/>
+              </w:rPr>
+            </w:pPr>
+            <w:r>
+              <w:rPr>
+                <w:rFonts w:ascii="Arial Narrow" w:eastAsia="Arial Narrow" w:hAnsi="Arial Narrow" w:cs="Arial Narrow"/>
+                <w:b/>
+                <w:bCs/>
+                <w:i/>
+                <w:iCs/>
+                <w:color w:val="EE0000"/>
                 <w:sz w:val="28"/>
                 <w:szCs w:val="28"/>
               </w:rPr>
-            </w:pPr>
-          </w:p>
-          <w:p>
-            <w:pPr>
-              <w:spacing w:after="120" w:line="360" w:lineRule="auto"/>
-              <w:jc w:val="both"/>
-              <w:rPr>
-                <w:rFonts w:ascii="Arial Narrow" w:eastAsia="Arial Narrow" w:hAnsi="Arial Narrow" w:cs="Arial Narrow"/>
-                <w:b/>
-                <w:bCs/>
-                <w:i/>
-                <w:iCs/>
-                <w:sz w:val="28"/>
-                <w:szCs w:val="28"/>
-              </w:rPr>
-            </w:pPr>
-            <w:r>
-              <w:rPr>
-                <w:rFonts w:ascii="Arial Narrow" w:eastAsia="Arial Narrow" w:hAnsi="Arial Narrow" w:cs="Arial Narrow"/>
-                <w:b/>
-                <w:bCs/>
-                <w:i/>
-                <w:iCs/>
-                <w:sz w:val="28"/>
-                <w:szCs w:val="28"/>
-              </w:rPr>
-              <w:t>x</w:t>
+              <w:t>{{ Nº_Meses }}</w:t>
             </w:r>
           </w:p>
         </w:tc>
         <w:tc>
           <w:tcPr>
-            <w:tcW w:w="1263" w:type="dxa"/>
+            <w:tcW w:w="274" w:type="dxa"/>
             <w:tcBorders>
-              <w:top w:val="nil"/>
-              <w:left w:val="nil"/>
-              <w:bottom w:val="single" w:sz="6" w:space="0" w:color="000000"/>
-              <w:right w:val="single" w:sz="6" w:space="0" w:color="000000"/>
+              <w:top w:val="outset" w:sz="6" w:space="0" w:color="auto"/>
+              <w:left w:val="outset" w:sz="6" w:space="0" w:color="auto"/>
+              <w:bottom w:val="outset" w:sz="6" w:space="0" w:color="auto"/>
+              <w:right w:val="outset" w:sz="6" w:space="0" w:color="auto"/>
             </w:tcBorders>
-            <w:tcMar>
-              <w:top w:w="0" w:type="dxa"/>
-              <w:left w:w="105" w:type="dxa"/>
-              <w:bottom w:w="0" w:type="dxa"/>
-              <w:right w:w="105" w:type="dxa"/>
-            </w:tcMar>
+            <w:vAlign w:val="center"/>
             <w:hideMark/>
           </w:tcPr>
           <w:p>
             <w:pPr>
               <w:spacing w:after="120" w:line="360" w:lineRule="auto"/>
-              <w:ind w:left="720"/>
+              <w:ind w:left="720" w:hanging="653"/>
               <w:jc w:val="both"/>
               <w:rPr>
                 <w:rFonts w:ascii="Arial Narrow" w:eastAsia="Arial Narrow" w:hAnsi="Arial Narrow" w:cs="Arial Narrow"/>
-                <w:b/>
-                <w:bCs/>
-                <w:i/>
-                <w:iCs/>
-                <w:sz w:val="28"/>
-                <w:szCs w:val="28"/>
-              </w:rPr>
-            </w:pPr>
-          </w:p>
-          <w:p>
-            <w:pPr>
-              <w:spacing w:after="120" w:line="360" w:lineRule="auto"/>
-              <w:jc w:val="both"/>
-              <w:rPr>
-                <w:rFonts w:ascii="Arial Narrow" w:eastAsia="Arial Narrow" w:hAnsi="Arial Narrow" w:cs="Arial Narrow"/>
-                <w:b/>
-                <w:bCs/>
-                <w:i/>
-                <w:iCs/>
-                <w:sz w:val="28"/>
-                <w:szCs w:val="28"/>
+                <w:i/>
+                <w:iCs/>
               </w:rPr>
             </w:pPr>
             <w:r>
               <w:rPr>
                 <w:rFonts w:ascii="Arial Narrow" w:eastAsia="Arial Narrow" w:hAnsi="Arial Narrow" w:cs="Arial Narrow"/>
-                <w:b/>
-                <w:bCs/>
-                <w:i/>
-                <w:iCs/>
-                <w:sz w:val="28"/>
-                <w:szCs w:val="28"/>
-              </w:rPr>
-              <w:t xml:space="preserve"> </w:t>
-            </w:r>
-            <w:r>
-              <w:rPr>
-                <w:rFonts w:ascii="Arial Narrow" w:eastAsia="Arial Narrow" w:hAnsi="Arial Narrow" w:cs="Arial Narrow"/>
-                <w:b/>
-                <w:bCs/>
-                <w:i/>
-                <w:iCs/>
-                <w:sz w:val="28"/>
-                <w:szCs w:val="28"/>
-              </w:rPr>
-              <w:t xml:space="preserve">{{ </w:t>
-            </w:r>
-            <w:r>
-              <w:rPr>
-                <w:rFonts w:ascii="Arial Narrow" w:eastAsia="Arial Narrow" w:hAnsi="Arial Narrow" w:cs="Arial Narrow"/>
-                <w:b/>
-                <w:bCs/>
-                <w:i/>
-                <w:iCs/>
-                <w:sz w:val="28"/>
-                <w:szCs w:val="28"/>
-              </w:rPr>
-              <w:t>Nº_Meses</w:t>
-            </w:r>
-            <w:r>
-              <w:rPr>
-                <w:rFonts w:ascii="Arial Narrow" w:eastAsia="Arial Narrow" w:hAnsi="Arial Narrow" w:cs="Arial Narrow"/>
-                <w:b/>
-                <w:bCs/>
-                <w:i/>
-                <w:iCs/>
-                <w:sz w:val="28"/>
-                <w:szCs w:val="28"/>
-              </w:rPr>
-              <w:t xml:space="preserve"> </w:t>
-            </w:r>
-            <w:r>
-              <w:rPr>
-                <w:rFonts w:ascii="Arial Narrow" w:eastAsia="Arial Narrow" w:hAnsi="Arial Narrow" w:cs="Arial Narrow"/>
-                <w:b/>
-                <w:bCs/>
-                <w:i/>
-                <w:iCs/>
-                <w:sz w:val="28"/>
-                <w:szCs w:val="28"/>
-              </w:rPr>
-              <w:t>}}</w:t>
-            </w:r>
-          </w:p>
-        </w:tc>
-        <w:tc>
-          <w:tcPr>
-            <w:tcW w:w="709" w:type="dxa"/>
-            <w:tcBorders>
-              <w:top w:val="nil"/>
-              <w:left w:val="nil"/>
-              <w:bottom w:val="single" w:sz="6" w:space="0" w:color="000000"/>
-              <w:right w:val="single" w:sz="6" w:space="0" w:color="000000"/>
-            </w:tcBorders>
-            <w:tcMar>
-              <w:top w:w="0" w:type="dxa"/>
-              <w:left w:w="105" w:type="dxa"/>
-              <w:bottom w:w="0" w:type="dxa"/>
-              <w:right w:w="105" w:type="dxa"/>
-            </w:tcMar>
-            <w:hideMark/>
-          </w:tcPr>
-          <w:p>
-            <w:pPr>
-              <w:spacing w:after="120" w:line="360" w:lineRule="auto"/>
-              <w:ind w:left="720"/>
-              <w:jc w:val="both"/>
-              <w:rPr>
-                <w:rFonts w:ascii="Arial Narrow" w:eastAsia="Arial Narrow" w:hAnsi="Arial Narrow" w:cs="Arial Narrow"/>
-                <w:b/>
-                <w:bCs/>
-                <w:i/>
-                <w:iCs/>
-                <w:sz w:val="28"/>
-                <w:szCs w:val="28"/>
-              </w:rPr>
-            </w:pPr>
-          </w:p>
-          <w:p>
-            <w:pPr>
-              <w:spacing w:after="120" w:line="360" w:lineRule="auto"/>
-              <w:jc w:val="both"/>
-              <w:rPr>
-                <w:rFonts w:ascii="Arial Narrow" w:eastAsia="Arial Narrow" w:hAnsi="Arial Narrow" w:cs="Arial Narrow"/>
-                <w:b/>
-                <w:bCs/>
-                <w:i/>
-                <w:iCs/>
-                <w:sz w:val="28"/>
-                <w:szCs w:val="28"/>
-              </w:rPr>
-            </w:pPr>
-            <w:r>
-              <w:rPr>
-                <w:rFonts w:ascii="Arial Narrow" w:eastAsia="Arial Narrow" w:hAnsi="Arial Narrow" w:cs="Arial Narrow"/>
-                <w:b/>
-                <w:bCs/>
-                <w:i/>
-                <w:iCs/>
-                <w:sz w:val="28"/>
-                <w:szCs w:val="28"/>
+                <w:i/>
+                <w:iCs/>
               </w:rPr>
               <w:t>=</w:t>
             </w:r>
@@ -1558,25 +1348,20 @@
         </w:tc>
         <w:tc>
           <w:tcPr>
-            <w:tcW w:w="1332" w:type="dxa"/>
+            <w:tcW w:w="2257" w:type="dxa"/>
             <w:tcBorders>
-              <w:top w:val="nil"/>
-              <w:left w:val="nil"/>
-              <w:bottom w:val="single" w:sz="6" w:space="0" w:color="000000"/>
-              <w:right w:val="single" w:sz="6" w:space="0" w:color="000000"/>
+              <w:top w:val="outset" w:sz="6" w:space="0" w:color="auto"/>
+              <w:left w:val="outset" w:sz="6" w:space="0" w:color="auto"/>
+              <w:bottom w:val="outset" w:sz="6" w:space="0" w:color="auto"/>
+              <w:right w:val="outset" w:sz="6" w:space="0" w:color="auto"/>
             </w:tcBorders>
-            <w:tcMar>
-              <w:top w:w="0" w:type="dxa"/>
-              <w:left w:w="105" w:type="dxa"/>
-              <w:bottom w:w="0" w:type="dxa"/>
-              <w:right w:w="105" w:type="dxa"/>
-            </w:tcMar>
+            <w:vAlign w:val="center"/>
             <w:hideMark/>
           </w:tcPr>
           <w:p>
             <w:pPr>
               <w:spacing w:after="120" w:line="360" w:lineRule="auto"/>
-              <w:ind w:left="720"/>
+              <w:ind w:left="720" w:hanging="653"/>
               <w:jc w:val="both"/>
               <w:rPr>
                 <w:rFonts w:ascii="Arial Narrow" w:eastAsia="Arial Narrow" w:hAnsi="Arial Narrow" w:cs="Arial Narrow"/>
@@ -1584,84 +1369,39 @@
                 <w:bCs/>
                 <w:i/>
                 <w:iCs/>
+              </w:rPr>
+            </w:pPr>
+            <w:r>
+              <w:rPr>
+                <w:rFonts w:ascii="Arial Narrow" w:eastAsia="Arial Narrow" w:hAnsi="Arial Narrow" w:cs="Arial Narrow"/>
+                <w:b/>
+                <w:bCs/>
+                <w:i/>
+                <w:iCs/>
+                <w:color w:val="EE0000"/>
                 <w:sz w:val="28"/>
                 <w:szCs w:val="28"/>
               </w:rPr>
-            </w:pPr>
-          </w:p>
-          <w:p>
-            <w:pPr>
-              <w:spacing w:after="120" w:line="360" w:lineRule="auto"/>
-              <w:ind w:left="720"/>
-              <w:jc w:val="both"/>
-              <w:rPr>
-                <w:rFonts w:ascii="Arial Narrow" w:eastAsia="Arial Narrow" w:hAnsi="Arial Narrow" w:cs="Arial Narrow"/>
-                <w:b/>
-                <w:bCs/>
-                <w:i/>
-                <w:iCs/>
-                <w:sz w:val="28"/>
-                <w:szCs w:val="28"/>
-              </w:rPr>
-            </w:pPr>
-            <w:r>
-              <w:rPr>
-                <w:rFonts w:ascii="Arial Narrow" w:eastAsia="Arial Narrow" w:hAnsi="Arial Narrow" w:cs="Arial Narrow"/>
-                <w:b/>
-                <w:bCs/>
-                <w:i/>
-                <w:iCs/>
-                <w:sz w:val="28"/>
-                <w:szCs w:val="28"/>
-              </w:rPr>
-              <w:t xml:space="preserve">{{ </w:t>
-            </w:r>
-            <w:r>
-              <w:rPr>
-                <w:rFonts w:ascii="Arial Narrow" w:eastAsia="Arial Narrow" w:hAnsi="Arial Narrow" w:cs="Arial Narrow"/>
-                <w:b/>
-                <w:bCs/>
-                <w:i/>
-                <w:iCs/>
-                <w:sz w:val="28"/>
-                <w:szCs w:val="28"/>
-              </w:rPr>
-              <w:t>Pedido_mensal</w:t>
-            </w:r>
-            <w:r>
-              <w:rPr>
-                <w:rFonts w:ascii="Arial Narrow" w:eastAsia="Arial Narrow" w:hAnsi="Arial Narrow" w:cs="Arial Narrow"/>
-                <w:b/>
-                <w:bCs/>
-                <w:i/>
-                <w:iCs/>
-                <w:sz w:val="28"/>
-                <w:szCs w:val="28"/>
-              </w:rPr>
-              <w:t xml:space="preserve"> }}</w:t>
+              <w:t>{{ Pedido_mensal }}</w:t>
             </w:r>
           </w:p>
         </w:tc>
         <w:tc>
           <w:tcPr>
-            <w:tcW w:w="1935" w:type="dxa"/>
+            <w:tcW w:w="3138" w:type="dxa"/>
             <w:tcBorders>
-              <w:top w:val="nil"/>
-              <w:left w:val="nil"/>
-              <w:bottom w:val="single" w:sz="6" w:space="0" w:color="000000"/>
-              <w:right w:val="single" w:sz="6" w:space="0" w:color="000000"/>
+              <w:top w:val="outset" w:sz="6" w:space="0" w:color="auto"/>
+              <w:left w:val="outset" w:sz="6" w:space="0" w:color="auto"/>
+              <w:bottom w:val="outset" w:sz="6" w:space="0" w:color="auto"/>
+              <w:right w:val="outset" w:sz="6" w:space="0" w:color="auto"/>
             </w:tcBorders>
-            <w:tcMar>
-              <w:top w:w="0" w:type="dxa"/>
-              <w:left w:w="105" w:type="dxa"/>
-              <w:bottom w:w="0" w:type="dxa"/>
-              <w:right w:w="105" w:type="dxa"/>
-            </w:tcMar>
+            <w:vAlign w:val="center"/>
             <w:hideMark/>
           </w:tcPr>
           <w:p>
             <w:pPr>
               <w:spacing w:after="120" w:line="360" w:lineRule="auto"/>
+              <w:ind w:hanging="653"/>
               <w:jc w:val="both"/>
               <w:rPr>
                 <w:rFonts w:ascii="Arial Narrow" w:eastAsia="Arial Narrow" w:hAnsi="Arial Narrow" w:cs="Arial Narrow"/>
@@ -1669,6 +1409,7 @@
                 <w:bCs/>
                 <w:i/>
                 <w:iCs/>
+                <w:color w:val="EE0000"/>
                 <w:sz w:val="28"/>
                 <w:szCs w:val="28"/>
               </w:rPr>
@@ -1680,10 +1421,11 @@
                 <w:bCs/>
                 <w:i/>
                 <w:iCs/>
+                <w:color w:val="EE0000"/>
                 <w:sz w:val="28"/>
                 <w:szCs w:val="28"/>
               </w:rPr>
-              <w:t xml:space="preserve">{{ </w:t>
+              <w:t xml:space="preserve">           </w:t>
             </w:r>
             <w:r>
               <w:rPr>
@@ -1692,39 +1434,17 @@
                 <w:bCs/>
                 <w:i/>
                 <w:iCs/>
+                <w:color w:val="EE0000"/>
                 <w:sz w:val="28"/>
                 <w:szCs w:val="28"/>
               </w:rPr>
-              <w:t>Estoque_Liq</w:t>
-            </w:r>
-            <w:r>
-              <w:rPr>
-                <w:rFonts w:ascii="Arial Narrow" w:eastAsia="Arial Narrow" w:hAnsi="Arial Narrow" w:cs="Arial Narrow"/>
-                <w:b/>
-                <w:bCs/>
-                <w:i/>
-                <w:iCs/>
-                <w:sz w:val="28"/>
-                <w:szCs w:val="28"/>
-              </w:rPr>
-              <w:t xml:space="preserve"> }}</w:t>
-            </w:r>
-            <w:r>
-              <w:rPr>
-                <w:rFonts w:ascii="Arial Narrow" w:eastAsia="Arial Narrow" w:hAnsi="Arial Narrow" w:cs="Arial Narrow"/>
-                <w:b/>
-                <w:bCs/>
-                <w:i/>
-                <w:iCs/>
-                <w:sz w:val="28"/>
-                <w:szCs w:val="28"/>
-              </w:rPr>
-              <w:t xml:space="preserve">  =</w:t>
+              <w:t>{{ Estoque_Liq }}  =</w:t>
             </w:r>
           </w:p>
           <w:p>
             <w:pPr>
               <w:spacing w:after="120" w:line="360" w:lineRule="auto"/>
+              <w:ind w:hanging="653"/>
               <w:jc w:val="both"/>
               <w:rPr>
                 <w:rFonts w:ascii="Arial Narrow" w:eastAsia="Arial Narrow" w:hAnsi="Arial Narrow" w:cs="Arial Narrow"/>
@@ -1732,6 +1452,7 @@
                 <w:bCs/>
                 <w:i/>
                 <w:iCs/>
+                <w:color w:val="EE0000"/>
                 <w:sz w:val="28"/>
                 <w:szCs w:val="28"/>
               </w:rPr>
@@ -1743,215 +1464,61 @@
                 <w:bCs/>
                 <w:i/>
                 <w:iCs/>
+                <w:color w:val="EE0000"/>
                 <w:sz w:val="28"/>
                 <w:szCs w:val="28"/>
               </w:rPr>
-              <w:t xml:space="preserve">( {{ </w:t>
-            </w:r>
-            <w:r>
-              <w:rPr>
-                <w:rFonts w:ascii="Arial Narrow" w:eastAsia="Arial Narrow" w:hAnsi="Arial Narrow" w:cs="Arial Narrow"/>
-                <w:b/>
-                <w:bCs/>
-                <w:i/>
-                <w:iCs/>
-                <w:sz w:val="28"/>
-                <w:szCs w:val="28"/>
-              </w:rPr>
-              <w:t>Estoque</w:t>
-            </w:r>
-            <w:r>
-              <w:rPr>
-                <w:rFonts w:ascii="Arial Narrow" w:eastAsia="Arial Narrow" w:hAnsi="Arial Narrow" w:cs="Arial Narrow"/>
-                <w:b/>
-                <w:bCs/>
-                <w:i/>
-                <w:iCs/>
-                <w:sz w:val="28"/>
-                <w:szCs w:val="28"/>
-              </w:rPr>
-              <w:t xml:space="preserve"> }}</w:t>
-            </w:r>
-            <w:r>
-              <w:rPr>
-                <w:rFonts w:ascii="Arial Narrow" w:eastAsia="Arial Narrow" w:hAnsi="Arial Narrow" w:cs="Arial Narrow"/>
-                <w:b/>
-                <w:bCs/>
-                <w:i/>
-                <w:iCs/>
-                <w:sz w:val="28"/>
-                <w:szCs w:val="28"/>
-              </w:rPr>
-              <w:t xml:space="preserve"> </w:t>
-            </w:r>
-            <w:r>
-              <w:rPr>
-                <w:rFonts w:ascii="Arial Narrow" w:eastAsia="Arial Narrow" w:hAnsi="Arial Narrow" w:cs="Arial Narrow"/>
-                <w:b/>
-                <w:bCs/>
-                <w:i/>
-                <w:iCs/>
-                <w:sz w:val="28"/>
-                <w:szCs w:val="28"/>
-              </w:rPr>
-              <w:t>-</w:t>
-            </w:r>
-            <w:r>
-              <w:rPr>
-                <w:rFonts w:ascii="Arial Narrow" w:eastAsia="Arial Narrow" w:hAnsi="Arial Narrow" w:cs="Arial Narrow"/>
-                <w:b/>
-                <w:bCs/>
-                <w:i/>
-                <w:iCs/>
-                <w:sz w:val="28"/>
-                <w:szCs w:val="28"/>
-              </w:rPr>
-              <w:t xml:space="preserve"> </w:t>
-            </w:r>
-            <w:r>
-              <w:rPr>
-                <w:rFonts w:ascii="Arial Narrow" w:eastAsia="Arial Narrow" w:hAnsi="Arial Narrow" w:cs="Arial Narrow"/>
-                <w:b/>
-                <w:bCs/>
-                <w:i/>
-                <w:iCs/>
-                <w:sz w:val="28"/>
-                <w:szCs w:val="28"/>
-              </w:rPr>
-              <w:t xml:space="preserve">{{ </w:t>
-            </w:r>
-            <w:r>
-              <w:rPr>
-                <w:rFonts w:ascii="Arial Narrow" w:eastAsia="Arial Narrow" w:hAnsi="Arial Narrow" w:cs="Arial Narrow"/>
-                <w:b/>
-                <w:bCs/>
-                <w:i/>
-                <w:iCs/>
-                <w:sz w:val="28"/>
-                <w:szCs w:val="28"/>
-              </w:rPr>
-              <w:t>Estoque_Comprometido</w:t>
-            </w:r>
-            <w:r>
-              <w:rPr>
-                <w:rFonts w:ascii="Arial Narrow" w:eastAsia="Arial Narrow" w:hAnsi="Arial Narrow" w:cs="Arial Narrow"/>
-                <w:b/>
-                <w:bCs/>
-                <w:i/>
-                <w:iCs/>
-                <w:sz w:val="28"/>
-                <w:szCs w:val="28"/>
-              </w:rPr>
-              <w:t xml:space="preserve"> }}</w:t>
-            </w:r>
-            <w:r>
-              <w:rPr>
-                <w:rFonts w:ascii="Arial Narrow" w:eastAsia="Arial Narrow" w:hAnsi="Arial Narrow" w:cs="Arial Narrow"/>
-                <w:b/>
-                <w:bCs/>
-                <w:i/>
-                <w:iCs/>
-                <w:sz w:val="28"/>
-                <w:szCs w:val="28"/>
-              </w:rPr>
-              <w:t xml:space="preserve">  )</w:t>
+              <w:t>( {{ Estoque }} - {{ Estoque_Comprometido }}  )</w:t>
             </w:r>
           </w:p>
           <w:p>
             <w:pPr>
               <w:spacing w:after="120" w:line="360" w:lineRule="auto"/>
-              <w:ind w:left="720"/>
+              <w:ind w:left="720" w:hanging="653"/>
               <w:jc w:val="both"/>
               <w:rPr>
                 <w:rFonts w:ascii="Arial Narrow" w:eastAsia="Arial Narrow" w:hAnsi="Arial Narrow" w:cs="Arial Narrow"/>
-                <w:b/>
-                <w:bCs/>
-                <w:i/>
-                <w:iCs/>
-                <w:sz w:val="28"/>
-                <w:szCs w:val="28"/>
+                <w:i/>
+                <w:iCs/>
               </w:rPr>
             </w:pPr>
           </w:p>
         </w:tc>
         <w:tc>
           <w:tcPr>
-            <w:tcW w:w="1213" w:type="dxa"/>
+            <w:tcW w:w="1861" w:type="dxa"/>
             <w:tcBorders>
-              <w:top w:val="nil"/>
-              <w:left w:val="nil"/>
-              <w:bottom w:val="single" w:sz="6" w:space="0" w:color="000000"/>
-              <w:right w:val="single" w:sz="6" w:space="0" w:color="000000"/>
+              <w:top w:val="outset" w:sz="6" w:space="0" w:color="auto"/>
+              <w:left w:val="outset" w:sz="6" w:space="0" w:color="auto"/>
+              <w:bottom w:val="outset" w:sz="6" w:space="0" w:color="auto"/>
+              <w:right w:val="outset" w:sz="6" w:space="0" w:color="auto"/>
             </w:tcBorders>
-            <w:tcMar>
-              <w:top w:w="0" w:type="dxa"/>
-              <w:left w:w="105" w:type="dxa"/>
-              <w:bottom w:w="0" w:type="dxa"/>
-              <w:right w:w="105" w:type="dxa"/>
-            </w:tcMar>
+            <w:vAlign w:val="center"/>
             <w:hideMark/>
           </w:tcPr>
           <w:p>
             <w:pPr>
               <w:spacing w:after="120" w:line="360" w:lineRule="auto"/>
+              <w:ind w:left="34" w:firstLine="33"/>
               <w:jc w:val="both"/>
+              <w:rPr>
+                <w:rFonts w:ascii="Arial Narrow" w:eastAsia="Arial Narrow" w:hAnsi="Arial Narrow" w:cs="Arial Narrow"/>
+                <w:i/>
+                <w:iCs/>
+              </w:rPr>
+            </w:pPr>
+            <w:r>
               <w:rPr>
                 <w:rFonts w:ascii="Arial Narrow" w:eastAsia="Arial Narrow" w:hAnsi="Arial Narrow" w:cs="Arial Narrow"/>
                 <w:b/>
                 <w:bCs/>
                 <w:i/>
                 <w:iCs/>
+                <w:color w:val="EE0000"/>
                 <w:sz w:val="28"/>
                 <w:szCs w:val="28"/>
               </w:rPr>
-            </w:pPr>
-            <w:r>
-              <w:rPr>
-                <w:rFonts w:ascii="Arial Narrow" w:eastAsia="Arial Narrow" w:hAnsi="Arial Narrow" w:cs="Arial Narrow"/>
-                <w:b/>
-                <w:bCs/>
-                <w:i/>
-                <w:iCs/>
-                <w:sz w:val="28"/>
-                <w:szCs w:val="28"/>
-              </w:rPr>
-              <w:t xml:space="preserve"> </w:t>
-            </w:r>
-            <w:r>
-              <w:rPr>
-                <w:rFonts w:ascii="Arial Narrow" w:eastAsia="Arial Narrow" w:hAnsi="Arial Narrow" w:cs="Arial Narrow"/>
-                <w:b/>
-                <w:bCs/>
-                <w:i/>
-                <w:iCs/>
-                <w:sz w:val="28"/>
-                <w:szCs w:val="28"/>
-              </w:rPr>
-              <w:t xml:space="preserve">{{ </w:t>
-            </w:r>
-            <w:r>
-              <w:rPr>
-                <w:rFonts w:ascii="Arial Narrow" w:eastAsia="Arial Narrow" w:hAnsi="Arial Narrow" w:cs="Arial Narrow"/>
-                <w:b/>
-                <w:bCs/>
-                <w:i/>
-                <w:iCs/>
-                <w:sz w:val="28"/>
-                <w:szCs w:val="28"/>
-              </w:rPr>
-              <w:t>Pendencias_de_Entrega</w:t>
-            </w:r>
-            <w:r>
-              <w:rPr>
-                <w:rFonts w:ascii="Arial Narrow" w:eastAsia="Arial Narrow" w:hAnsi="Arial Narrow" w:cs="Arial Narrow"/>
-                <w:b/>
-                <w:bCs/>
-                <w:i/>
-                <w:iCs/>
-                <w:sz w:val="28"/>
-                <w:szCs w:val="28"/>
-              </w:rPr>
-              <w:t xml:space="preserve"> }}</w:t>
+              <w:t>{{ Pendencias_de_Entrega }}</w:t>
             </w:r>
           </w:p>
         </w:tc>
@@ -2748,7 +2315,7 @@
   <w:style w:type="paragraph" w:default="1" w:styleId="Normal">
     <w:name w:val="Normal"/>
     <w:qFormat/>
-    <w:rsid w:val="007B41EF"/>
+    <w:rsid w:val="000C0270"/>
     <w:pPr>
       <w:widowControl w:val="0"/>
       <w:spacing w:after="0" w:line="240" w:lineRule="auto"/>
@@ -2962,7 +2529,6 @@
   <w:style w:type="character" w:default="1" w:styleId="Tipodeletrapredefinidodopargrafo">
     <w:name w:val="Default Paragraph Font"/>
     <w:uiPriority w:val="1"/>
-    <w:semiHidden/>
     <w:unhideWhenUsed/>
   </w:style>
   <w:style w:type="table" w:default="1" w:styleId="Tabelanormal">

--- a/dispensa.docx
+++ b/dispensa.docx
@@ -1425,20 +1425,7 @@
                 <w:sz w:val="28"/>
                 <w:szCs w:val="28"/>
               </w:rPr>
-              <w:t xml:space="preserve">           </w:t>
-            </w:r>
-            <w:r>
-              <w:rPr>
-                <w:rFonts w:ascii="Arial Narrow" w:eastAsia="Arial Narrow" w:hAnsi="Arial Narrow" w:cs="Arial Narrow"/>
-                <w:b/>
-                <w:bCs/>
-                <w:i/>
-                <w:iCs/>
-                <w:color w:val="EE0000"/>
-                <w:sz w:val="28"/>
-                <w:szCs w:val="28"/>
-              </w:rPr>
-              <w:t>{{ Estoque_Liq }}  =</w:t>
+              <w:t xml:space="preserve">           {{ Estoque_Liq }}  =</w:t>
             </w:r>
           </w:p>
           <w:p>
@@ -1468,7 +1455,33 @@
                 <w:sz w:val="28"/>
                 <w:szCs w:val="28"/>
               </w:rPr>
-              <w:t>( {{ Estoque }} - {{ Estoque_Comprometido }}  )</w:t>
+              <w:t xml:space="preserve">( {{ </w:t>
+            </w:r>
+            <w:r>
+              <w:rPr>
+                <w:rFonts w:ascii="Arial Narrow" w:eastAsia="Arial Narrow" w:hAnsi="Arial Narrow" w:cs="Arial Narrow"/>
+                <w:b/>
+                <w:bCs/>
+                <w:i/>
+                <w:iCs/>
+                <w:color w:val="EE0000"/>
+                <w:sz w:val="28"/>
+                <w:szCs w:val="28"/>
+              </w:rPr>
+              <w:t xml:space="preserve">{{ </w:t>
+            </w:r>
+            <w:r>
+              <w:rPr>
+                <w:rFonts w:ascii="Arial Narrow" w:eastAsia="Arial Narrow" w:hAnsi="Arial Narrow" w:cs="Arial Narrow"/>
+                <w:b/>
+                <w:bCs/>
+                <w:i/>
+                <w:iCs/>
+                <w:color w:val="EE0000"/>
+                <w:sz w:val="28"/>
+                <w:szCs w:val="28"/>
+              </w:rPr>
+              <w:t>Estoque }} - {{ Estoque_Comprometido }}  )</w:t>
             </w:r>
           </w:p>
           <w:p>
@@ -2529,6 +2542,7 @@
   <w:style w:type="character" w:default="1" w:styleId="Tipodeletrapredefinidodopargrafo">
     <w:name w:val="Default Paragraph Font"/>
     <w:uiPriority w:val="1"/>
+    <w:semiHidden/>
     <w:unhideWhenUsed/>
   </w:style>
   <w:style w:type="table" w:default="1" w:styleId="Tabelanormal">

--- a/dispensa.docx
+++ b/dispensa.docx
@@ -193,13 +193,6 @@
           <w:i/>
           <w:iCs/>
           <w:color w:val="EE0000"/>
-        </w:rPr>
-        <w:t xml:space="preserve"> </w:t>
-      </w:r>
-      <w:r>
-        <w:rPr>
-          <w:i/>
-          <w:iCs/>
         </w:rPr>
         <w:t>;</w:t>
       </w:r>

--- a/dispensa.docx
+++ b/dispensa.docx
@@ -879,13 +879,13 @@
         <w:tblLook w:val="04A0" w:firstRow="1" w:lastRow="0" w:firstColumn="1" w:lastColumn="0" w:noHBand="0" w:noVBand="1"/>
       </w:tblPr>
       <w:tblGrid>
-        <w:gridCol w:w="1248"/>
-        <w:gridCol w:w="287"/>
-        <w:gridCol w:w="1719"/>
-        <w:gridCol w:w="274"/>
-        <w:gridCol w:w="2257"/>
-        <w:gridCol w:w="2490"/>
-        <w:gridCol w:w="2509"/>
+        <w:gridCol w:w="1238"/>
+        <w:gridCol w:w="285"/>
+        <w:gridCol w:w="1705"/>
+        <w:gridCol w:w="272"/>
+        <w:gridCol w:w="2237"/>
+        <w:gridCol w:w="2560"/>
+        <w:gridCol w:w="2487"/>
       </w:tblGrid>
       <w:tr>
         <w:tc>
@@ -1099,7 +1099,7 @@
           <w:p>
             <w:pPr>
               <w:spacing w:after="120" w:line="360" w:lineRule="auto"/>
-              <w:ind w:left="720" w:hanging="653"/>
+              <w:ind w:left="105" w:hanging="38"/>
               <w:jc w:val="both"/>
               <w:rPr>
                 <w:rFonts w:ascii="Arial Narrow" w:eastAsia="Arial Narrow" w:hAnsi="Arial Narrow" w:cs="Arial Narrow"/>
@@ -1123,7 +1123,7 @@
           <w:p>
             <w:pPr>
               <w:spacing w:after="120" w:line="360" w:lineRule="auto"/>
-              <w:ind w:left="720" w:hanging="653"/>
+              <w:ind w:left="105" w:hanging="38"/>
               <w:jc w:val="both"/>
               <w:rPr>
                 <w:rFonts w:ascii="Arial Narrow" w:eastAsia="Arial Narrow" w:hAnsi="Arial Narrow" w:cs="Arial Narrow"/>
@@ -1394,7 +1394,7 @@
           <w:p>
             <w:pPr>
               <w:spacing w:after="120" w:line="360" w:lineRule="auto"/>
-              <w:ind w:hanging="653"/>
+              <w:ind w:left="105" w:hanging="38"/>
               <w:jc w:val="both"/>
               <w:rPr>
                 <w:rFonts w:ascii="Arial Narrow" w:eastAsia="Arial Narrow" w:hAnsi="Arial Narrow" w:cs="Arial Narrow"/>
@@ -1418,14 +1418,21 @@
                 <w:sz w:val="28"/>
                 <w:szCs w:val="28"/>
               </w:rPr>
-              <w:t xml:space="preserve">           {{ Estoque_Liq }}  =</w:t>
+              <w:t xml:space="preserve"> {{ Estoque_Liq }}  =</w:t>
             </w:r>
           </w:p>
           <w:p>
             <w:pPr>
               <w:spacing w:after="120" w:line="360" w:lineRule="auto"/>
-              <w:ind w:hanging="653"/>
+              <w:ind w:left="105" w:hanging="38"/>
               <w:jc w:val="both"/>
+              <w:rPr>
+                <w:rFonts w:ascii="Arial Narrow" w:eastAsia="Arial Narrow" w:hAnsi="Arial Narrow" w:cs="Arial Narrow"/>
+                <w:i/>
+                <w:iCs/>
+              </w:rPr>
+            </w:pPr>
+            <w:r>
               <w:rPr>
                 <w:rFonts w:ascii="Arial Narrow" w:eastAsia="Arial Narrow" w:hAnsi="Arial Narrow" w:cs="Arial Narrow"/>
                 <w:b/>
@@ -1436,7 +1443,8 @@
                 <w:sz w:val="28"/>
                 <w:szCs w:val="28"/>
               </w:rPr>
-            </w:pPr>
+              <w:t>(</w:t>
+            </w:r>
             <w:r>
               <w:rPr>
                 <w:rFonts w:ascii="Arial Narrow" w:eastAsia="Arial Narrow" w:hAnsi="Arial Narrow" w:cs="Arial Narrow"/>
@@ -1448,7 +1456,7 @@
                 <w:sz w:val="28"/>
                 <w:szCs w:val="28"/>
               </w:rPr>
-              <w:t xml:space="preserve">( {{ </w:t>
+              <w:t xml:space="preserve">{{ </w:t>
             </w:r>
             <w:r>
               <w:rPr>
@@ -1461,7 +1469,7 @@
                 <w:sz w:val="28"/>
                 <w:szCs w:val="28"/>
               </w:rPr>
-              <w:t xml:space="preserve">{{ </w:t>
+              <w:t>Estoque }} - {{ Estoque_Comprometido }}</w:t>
             </w:r>
             <w:r>
               <w:rPr>
@@ -1474,20 +1482,8 @@
                 <w:sz w:val="28"/>
                 <w:szCs w:val="28"/>
               </w:rPr>
-              <w:t>Estoque }} - {{ Estoque_Comprometido }}  )</w:t>
+              <w:t>)</w:t>
             </w:r>
-          </w:p>
-          <w:p>
-            <w:pPr>
-              <w:spacing w:after="120" w:line="360" w:lineRule="auto"/>
-              <w:ind w:left="720" w:hanging="653"/>
-              <w:jc w:val="both"/>
-              <w:rPr>
-                <w:rFonts w:ascii="Arial Narrow" w:eastAsia="Arial Narrow" w:hAnsi="Arial Narrow" w:cs="Arial Narrow"/>
-                <w:i/>
-                <w:iCs/>
-              </w:rPr>
-            </w:pPr>
           </w:p>
         </w:tc>
         <w:tc>

--- a/dispensa.docx
+++ b/dispensa.docx
@@ -863,13 +863,16 @@
     </w:p>
     <w:tbl>
       <w:tblPr>
-        <w:tblW w:w="10784" w:type="dxa"/>
+        <w:tblW w:w="11143" w:type="dxa"/>
         <w:tblBorders>
-          <w:top w:val="outset" w:sz="6" w:space="0" w:color="auto"/>
-          <w:left w:val="outset" w:sz="6" w:space="0" w:color="auto"/>
-          <w:bottom w:val="outset" w:sz="6" w:space="0" w:color="auto"/>
-          <w:right w:val="outset" w:sz="6" w:space="0" w:color="auto"/>
+          <w:top w:val="single" w:sz="12" w:space="0" w:color="auto"/>
+          <w:left w:val="single" w:sz="12" w:space="0" w:color="auto"/>
+          <w:bottom w:val="single" w:sz="12" w:space="0" w:color="auto"/>
+          <w:right w:val="single" w:sz="12" w:space="0" w:color="auto"/>
+          <w:insideH w:val="single" w:sz="12" w:space="0" w:color="auto"/>
+          <w:insideV w:val="single" w:sz="12" w:space="0" w:color="auto"/>
         </w:tblBorders>
+        <w:tblLayout w:type="fixed"/>
         <w:tblCellMar>
           <w:top w:w="60" w:type="dxa"/>
           <w:left w:w="60" w:type="dxa"/>
@@ -879,24 +882,21 @@
         <w:tblLook w:val="04A0" w:firstRow="1" w:lastRow="0" w:firstColumn="1" w:lastColumn="0" w:noHBand="0" w:noVBand="1"/>
       </w:tblPr>
       <w:tblGrid>
-        <w:gridCol w:w="1238"/>
-        <w:gridCol w:w="285"/>
-        <w:gridCol w:w="1705"/>
-        <w:gridCol w:w="272"/>
-        <w:gridCol w:w="2237"/>
-        <w:gridCol w:w="2560"/>
-        <w:gridCol w:w="2487"/>
+        <w:gridCol w:w="1275"/>
+        <w:gridCol w:w="282"/>
+        <w:gridCol w:w="1763"/>
+        <w:gridCol w:w="269"/>
+        <w:gridCol w:w="1602"/>
+        <w:gridCol w:w="2474"/>
+        <w:gridCol w:w="3478"/>
       </w:tblGrid>
       <w:tr>
+        <w:trPr>
+          <w:trHeight w:val="1310"/>
+        </w:trPr>
         <w:tc>
           <w:tcPr>
-            <w:tcW w:w="1248" w:type="dxa"/>
-            <w:tcBorders>
-              <w:top w:val="outset" w:sz="6" w:space="0" w:color="auto"/>
-              <w:left w:val="outset" w:sz="6" w:space="0" w:color="auto"/>
-              <w:bottom w:val="outset" w:sz="6" w:space="0" w:color="auto"/>
-              <w:right w:val="outset" w:sz="6" w:space="0" w:color="auto"/>
-            </w:tcBorders>
+            <w:tcW w:w="1275" w:type="dxa"/>
             <w:vAlign w:val="center"/>
             <w:hideMark/>
           </w:tcPr>
@@ -927,13 +927,7 @@
         </w:tc>
         <w:tc>
           <w:tcPr>
-            <w:tcW w:w="287" w:type="dxa"/>
-            <w:tcBorders>
-              <w:top w:val="outset" w:sz="6" w:space="0" w:color="auto"/>
-              <w:left w:val="outset" w:sz="6" w:space="0" w:color="auto"/>
-              <w:bottom w:val="outset" w:sz="6" w:space="0" w:color="auto"/>
-              <w:right w:val="outset" w:sz="6" w:space="0" w:color="auto"/>
-            </w:tcBorders>
+            <w:tcW w:w="282" w:type="dxa"/>
             <w:vAlign w:val="center"/>
             <w:hideMark/>
           </w:tcPr>
@@ -964,13 +958,7 @@
         </w:tc>
         <w:tc>
           <w:tcPr>
-            <w:tcW w:w="1719" w:type="dxa"/>
-            <w:tcBorders>
-              <w:top w:val="outset" w:sz="6" w:space="0" w:color="auto"/>
-              <w:left w:val="outset" w:sz="6" w:space="0" w:color="auto"/>
-              <w:bottom w:val="outset" w:sz="6" w:space="0" w:color="auto"/>
-              <w:right w:val="outset" w:sz="6" w:space="0" w:color="auto"/>
-            </w:tcBorders>
+            <w:tcW w:w="1763" w:type="dxa"/>
             <w:vAlign w:val="center"/>
             <w:hideMark/>
           </w:tcPr>
@@ -1012,13 +1000,7 @@
         </w:tc>
         <w:tc>
           <w:tcPr>
-            <w:tcW w:w="274" w:type="dxa"/>
-            <w:tcBorders>
-              <w:top w:val="outset" w:sz="6" w:space="0" w:color="auto"/>
-              <w:left w:val="outset" w:sz="6" w:space="0" w:color="auto"/>
-              <w:bottom w:val="outset" w:sz="6" w:space="0" w:color="auto"/>
-              <w:right w:val="outset" w:sz="6" w:space="0" w:color="auto"/>
-            </w:tcBorders>
+            <w:tcW w:w="269" w:type="dxa"/>
             <w:vAlign w:val="center"/>
             <w:hideMark/>
           </w:tcPr>
@@ -1049,13 +1031,7 @@
         </w:tc>
         <w:tc>
           <w:tcPr>
-            <w:tcW w:w="2257" w:type="dxa"/>
-            <w:tcBorders>
-              <w:top w:val="outset" w:sz="6" w:space="0" w:color="auto"/>
-              <w:left w:val="outset" w:sz="6" w:space="0" w:color="auto"/>
-              <w:bottom w:val="outset" w:sz="6" w:space="0" w:color="auto"/>
-              <w:right w:val="outset" w:sz="6" w:space="0" w:color="auto"/>
-            </w:tcBorders>
+            <w:tcW w:w="1602" w:type="dxa"/>
             <w:vAlign w:val="center"/>
             <w:hideMark/>
           </w:tcPr>
@@ -1086,13 +1062,7 @@
         </w:tc>
         <w:tc>
           <w:tcPr>
-            <w:tcW w:w="3138" w:type="dxa"/>
-            <w:tcBorders>
-              <w:top w:val="outset" w:sz="6" w:space="0" w:color="auto"/>
-              <w:left w:val="outset" w:sz="6" w:space="0" w:color="auto"/>
-              <w:bottom w:val="outset" w:sz="6" w:space="0" w:color="auto"/>
-              <w:right w:val="outset" w:sz="6" w:space="0" w:color="auto"/>
-            </w:tcBorders>
+            <w:tcW w:w="2474" w:type="dxa"/>
             <w:vAlign w:val="center"/>
             <w:hideMark/>
           </w:tcPr>
@@ -1147,13 +1117,7 @@
         </w:tc>
         <w:tc>
           <w:tcPr>
-            <w:tcW w:w="1861" w:type="dxa"/>
-            <w:tcBorders>
-              <w:top w:val="outset" w:sz="6" w:space="0" w:color="auto"/>
-              <w:left w:val="outset" w:sz="6" w:space="0" w:color="auto"/>
-              <w:bottom w:val="outset" w:sz="6" w:space="0" w:color="auto"/>
-              <w:right w:val="outset" w:sz="6" w:space="0" w:color="auto"/>
-            </w:tcBorders>
+            <w:tcW w:w="3478" w:type="dxa"/>
             <w:vAlign w:val="center"/>
             <w:hideMark/>
           </w:tcPr>
@@ -1184,15 +1148,12 @@
         </w:tc>
       </w:tr>
       <w:tr>
+        <w:trPr>
+          <w:trHeight w:val="2050"/>
+        </w:trPr>
         <w:tc>
           <w:tcPr>
-            <w:tcW w:w="1248" w:type="dxa"/>
-            <w:tcBorders>
-              <w:top w:val="outset" w:sz="6" w:space="0" w:color="auto"/>
-              <w:left w:val="outset" w:sz="6" w:space="0" w:color="auto"/>
-              <w:bottom w:val="outset" w:sz="6" w:space="0" w:color="auto"/>
-              <w:right w:val="outset" w:sz="6" w:space="0" w:color="auto"/>
-            </w:tcBorders>
+            <w:tcW w:w="1275" w:type="dxa"/>
             <w:vAlign w:val="center"/>
             <w:hideMark/>
           </w:tcPr>
@@ -1237,13 +1198,7 @@
         </w:tc>
         <w:tc>
           <w:tcPr>
-            <w:tcW w:w="287" w:type="dxa"/>
-            <w:tcBorders>
-              <w:top w:val="outset" w:sz="6" w:space="0" w:color="auto"/>
-              <w:left w:val="outset" w:sz="6" w:space="0" w:color="auto"/>
-              <w:bottom w:val="outset" w:sz="6" w:space="0" w:color="auto"/>
-              <w:right w:val="outset" w:sz="6" w:space="0" w:color="auto"/>
-            </w:tcBorders>
+            <w:tcW w:w="282" w:type="dxa"/>
             <w:vAlign w:val="center"/>
             <w:hideMark/>
           </w:tcPr>
@@ -1270,13 +1225,7 @@
         </w:tc>
         <w:tc>
           <w:tcPr>
-            <w:tcW w:w="1719" w:type="dxa"/>
-            <w:tcBorders>
-              <w:top w:val="outset" w:sz="6" w:space="0" w:color="auto"/>
-              <w:left w:val="outset" w:sz="6" w:space="0" w:color="auto"/>
-              <w:bottom w:val="outset" w:sz="6" w:space="0" w:color="auto"/>
-              <w:right w:val="outset" w:sz="6" w:space="0" w:color="auto"/>
-            </w:tcBorders>
+            <w:tcW w:w="1763" w:type="dxa"/>
             <w:vAlign w:val="center"/>
             <w:hideMark/>
           </w:tcPr>
@@ -1308,13 +1257,7 @@
         </w:tc>
         <w:tc>
           <w:tcPr>
-            <w:tcW w:w="274" w:type="dxa"/>
-            <w:tcBorders>
-              <w:top w:val="outset" w:sz="6" w:space="0" w:color="auto"/>
-              <w:left w:val="outset" w:sz="6" w:space="0" w:color="auto"/>
-              <w:bottom w:val="outset" w:sz="6" w:space="0" w:color="auto"/>
-              <w:right w:val="outset" w:sz="6" w:space="0" w:color="auto"/>
-            </w:tcBorders>
+            <w:tcW w:w="269" w:type="dxa"/>
             <w:vAlign w:val="center"/>
             <w:hideMark/>
           </w:tcPr>
@@ -1341,13 +1284,7 @@
         </w:tc>
         <w:tc>
           <w:tcPr>
-            <w:tcW w:w="2257" w:type="dxa"/>
-            <w:tcBorders>
-              <w:top w:val="outset" w:sz="6" w:space="0" w:color="auto"/>
-              <w:left w:val="outset" w:sz="6" w:space="0" w:color="auto"/>
-              <w:bottom w:val="outset" w:sz="6" w:space="0" w:color="auto"/>
-              <w:right w:val="outset" w:sz="6" w:space="0" w:color="auto"/>
-            </w:tcBorders>
+            <w:tcW w:w="1602" w:type="dxa"/>
             <w:vAlign w:val="center"/>
             <w:hideMark/>
           </w:tcPr>
@@ -1381,13 +1318,7 @@
         </w:tc>
         <w:tc>
           <w:tcPr>
-            <w:tcW w:w="3138" w:type="dxa"/>
-            <w:tcBorders>
-              <w:top w:val="outset" w:sz="6" w:space="0" w:color="auto"/>
-              <w:left w:val="outset" w:sz="6" w:space="0" w:color="auto"/>
-              <w:bottom w:val="outset" w:sz="6" w:space="0" w:color="auto"/>
-              <w:right w:val="outset" w:sz="6" w:space="0" w:color="auto"/>
-            </w:tcBorders>
+            <w:tcW w:w="2474" w:type="dxa"/>
             <w:vAlign w:val="center"/>
             <w:hideMark/>
           </w:tcPr>
@@ -1488,13 +1419,7 @@
         </w:tc>
         <w:tc>
           <w:tcPr>
-            <w:tcW w:w="1861" w:type="dxa"/>
-            <w:tcBorders>
-              <w:top w:val="outset" w:sz="6" w:space="0" w:color="auto"/>
-              <w:left w:val="outset" w:sz="6" w:space="0" w:color="auto"/>
-              <w:bottom w:val="outset" w:sz="6" w:space="0" w:color="auto"/>
-              <w:right w:val="outset" w:sz="6" w:space="0" w:color="auto"/>
-            </w:tcBorders>
+            <w:tcW w:w="3478" w:type="dxa"/>
             <w:vAlign w:val="center"/>
             <w:hideMark/>
           </w:tcPr>

--- a/dispensa.docx
+++ b/dispensa.docx
@@ -4,16 +4,20 @@
   <w:body>
     <w:p>
       <w:pPr>
-        <w:pBdr>
-          <w:top w:val="nil"/>
-          <w:left w:val="nil"/>
-          <w:bottom w:val="nil"/>
-          <w:right w:val="nil"/>
-          <w:between w:val="nil"/>
-        </w:pBdr>
-        <w:jc w:val="both"/>
-      </w:pPr>
-      <w:r>
+        <w:pStyle w:val="Ttulo1"/>
+        <w:jc w:val="center"/>
+        <w:rPr>
+          <w:b/>
+          <w:bCs/>
+          <w:color w:val="auto"/>
+        </w:rPr>
+      </w:pPr>
+      <w:r>
+        <w:rPr>
+          <w:b/>
+          <w:bCs/>
+          <w:color w:val="auto"/>
+        </w:rPr>
         <w:t>JUSTIFICATIVA</w:t>
       </w:r>
     </w:p>
@@ -1167,6 +1171,8 @@
                 <w:i/>
                 <w:iCs/>
                 <w:color w:val="EE0000"/>
+                <w:sz w:val="32"/>
+                <w:szCs w:val="32"/>
               </w:rPr>
             </w:pPr>
             <w:r>
@@ -1177,8 +1183,8 @@
                 <w:i/>
                 <w:iCs/>
                 <w:color w:val="EE0000"/>
-                <w:sz w:val="28"/>
-                <w:szCs w:val="28"/>
+                <w:sz w:val="32"/>
+                <w:szCs w:val="32"/>
               </w:rPr>
               <w:t>{{ CMM }}</w:t>
             </w:r>
@@ -1192,6 +1198,8 @@
                 <w:rFonts w:ascii="Arial Narrow" w:eastAsia="Arial Narrow" w:hAnsi="Arial Narrow" w:cs="Arial Narrow"/>
                 <w:i/>
                 <w:iCs/>
+                <w:sz w:val="32"/>
+                <w:szCs w:val="32"/>
               </w:rPr>
             </w:pPr>
           </w:p>
@@ -1211,6 +1219,8 @@
                 <w:rFonts w:ascii="Arial Narrow" w:eastAsia="Arial Narrow" w:hAnsi="Arial Narrow" w:cs="Arial Narrow"/>
                 <w:i/>
                 <w:iCs/>
+                <w:sz w:val="32"/>
+                <w:szCs w:val="32"/>
               </w:rPr>
             </w:pPr>
             <w:r>
@@ -1218,6 +1228,8 @@
                 <w:rFonts w:ascii="Arial Narrow" w:eastAsia="Arial Narrow" w:hAnsi="Arial Narrow" w:cs="Arial Narrow"/>
                 <w:i/>
                 <w:iCs/>
+                <w:sz w:val="32"/>
+                <w:szCs w:val="32"/>
               </w:rPr>
               <w:t>X</w:t>
             </w:r>
@@ -1238,6 +1250,8 @@
                 <w:rFonts w:ascii="Arial Narrow" w:eastAsia="Arial Narrow" w:hAnsi="Arial Narrow" w:cs="Arial Narrow"/>
                 <w:i/>
                 <w:iCs/>
+                <w:sz w:val="32"/>
+                <w:szCs w:val="32"/>
               </w:rPr>
             </w:pPr>
             <w:r>
@@ -1248,8 +1262,8 @@
                 <w:i/>
                 <w:iCs/>
                 <w:color w:val="EE0000"/>
-                <w:sz w:val="28"/>
-                <w:szCs w:val="28"/>
+                <w:sz w:val="32"/>
+                <w:szCs w:val="32"/>
               </w:rPr>
               <w:t>{{ Nº_Meses }}</w:t>
             </w:r>
@@ -1270,6 +1284,8 @@
                 <w:rFonts w:ascii="Arial Narrow" w:eastAsia="Arial Narrow" w:hAnsi="Arial Narrow" w:cs="Arial Narrow"/>
                 <w:i/>
                 <w:iCs/>
+                <w:sz w:val="32"/>
+                <w:szCs w:val="32"/>
               </w:rPr>
             </w:pPr>
             <w:r>
@@ -1277,6 +1293,8 @@
                 <w:rFonts w:ascii="Arial Narrow" w:eastAsia="Arial Narrow" w:hAnsi="Arial Narrow" w:cs="Arial Narrow"/>
                 <w:i/>
                 <w:iCs/>
+                <w:sz w:val="32"/>
+                <w:szCs w:val="32"/>
               </w:rPr>
               <w:t>=</w:t>
             </w:r>
@@ -1299,6 +1317,8 @@
                 <w:bCs/>
                 <w:i/>
                 <w:iCs/>
+                <w:sz w:val="32"/>
+                <w:szCs w:val="32"/>
               </w:rPr>
             </w:pPr>
             <w:r>
@@ -1309,8 +1329,8 @@
                 <w:i/>
                 <w:iCs/>
                 <w:color w:val="EE0000"/>
-                <w:sz w:val="28"/>
-                <w:szCs w:val="28"/>
+                <w:sz w:val="32"/>
+                <w:szCs w:val="32"/>
               </w:rPr>
               <w:t>{{ Pedido_mensal }}</w:t>
             </w:r>
@@ -1334,8 +1354,8 @@
                 <w:i/>
                 <w:iCs/>
                 <w:color w:val="EE0000"/>
-                <w:sz w:val="28"/>
-                <w:szCs w:val="28"/>
+                <w:sz w:val="32"/>
+                <w:szCs w:val="32"/>
               </w:rPr>
             </w:pPr>
             <w:r>
@@ -1346,8 +1366,8 @@
                 <w:i/>
                 <w:iCs/>
                 <w:color w:val="EE0000"/>
-                <w:sz w:val="28"/>
-                <w:szCs w:val="28"/>
+                <w:sz w:val="32"/>
+                <w:szCs w:val="32"/>
               </w:rPr>
               <w:t xml:space="preserve"> {{ Estoque_Liq }}  =</w:t>
             </w:r>
@@ -1361,6 +1381,8 @@
                 <w:rFonts w:ascii="Arial Narrow" w:eastAsia="Arial Narrow" w:hAnsi="Arial Narrow" w:cs="Arial Narrow"/>
                 <w:i/>
                 <w:iCs/>
+                <w:sz w:val="32"/>
+                <w:szCs w:val="32"/>
               </w:rPr>
             </w:pPr>
             <w:r>
@@ -1371,8 +1393,8 @@
                 <w:i/>
                 <w:iCs/>
                 <w:color w:val="EE0000"/>
-                <w:sz w:val="28"/>
-                <w:szCs w:val="28"/>
+                <w:sz w:val="32"/>
+                <w:szCs w:val="32"/>
               </w:rPr>
               <w:t>(</w:t>
             </w:r>
@@ -1384,8 +1406,8 @@
                 <w:i/>
                 <w:iCs/>
                 <w:color w:val="EE0000"/>
-                <w:sz w:val="28"/>
-                <w:szCs w:val="28"/>
+                <w:sz w:val="32"/>
+                <w:szCs w:val="32"/>
               </w:rPr>
               <w:t xml:space="preserve">{{ </w:t>
             </w:r>
@@ -1397,8 +1419,8 @@
                 <w:i/>
                 <w:iCs/>
                 <w:color w:val="EE0000"/>
-                <w:sz w:val="28"/>
-                <w:szCs w:val="28"/>
+                <w:sz w:val="32"/>
+                <w:szCs w:val="32"/>
               </w:rPr>
               <w:t>Estoque }} - {{ Estoque_Comprometido }}</w:t>
             </w:r>
@@ -1410,8 +1432,8 @@
                 <w:i/>
                 <w:iCs/>
                 <w:color w:val="EE0000"/>
-                <w:sz w:val="28"/>
-                <w:szCs w:val="28"/>
+                <w:sz w:val="32"/>
+                <w:szCs w:val="32"/>
               </w:rPr>
               <w:t>)</w:t>
             </w:r>
@@ -1432,6 +1454,8 @@
                 <w:rFonts w:ascii="Arial Narrow" w:eastAsia="Arial Narrow" w:hAnsi="Arial Narrow" w:cs="Arial Narrow"/>
                 <w:i/>
                 <w:iCs/>
+                <w:sz w:val="32"/>
+                <w:szCs w:val="32"/>
               </w:rPr>
             </w:pPr>
             <w:r>
@@ -1442,8 +1466,8 @@
                 <w:i/>
                 <w:iCs/>
                 <w:color w:val="EE0000"/>
-                <w:sz w:val="28"/>
-                <w:szCs w:val="28"/>
+                <w:sz w:val="32"/>
+                <w:szCs w:val="32"/>
               </w:rPr>
               <w:t>{{ Pendencias_de_Entrega }}</w:t>
             </w:r>

--- a/dispensa.docx
+++ b/dispensa.docx
@@ -747,7 +747,7 @@
           <w:bCs/>
           <w:color w:val="EE0000"/>
         </w:rPr>
-        <w:t>quido }}</w:t>
+        <w:t>q }}</w:t>
       </w:r>
       <w:r>
         <w:rPr>
